--- a/projects/valuepickr-open-screen/docs/Arrow Greentech Limited.docx
+++ b/projects/valuepickr-open-screen/docs/Arrow Greentech Limited.docx
@@ -99,223 +99,196 @@
           </w:tcPr>
           <w:p>
             <w:r>
-              <w:t xml:space="preserve">~Rs 1,047 - 1,227 Cr (source dependent)</w:t>
-            </w:r>
-          </w:p>
-        </w:tc>
-      </w:tr>
-      <w:tr>
-        <w:tc>
-          <w:tcPr>
-            <w:tcW w:type="dxa" w:w="3200"/>
-            <w:shd w:fill="F2F2F2" w:val="clear"/>
-          </w:tcPr>
-          <w:p>
-            <w:r>
-              <w:rPr>
-                <w:b/>
-                <w:bCs/>
-              </w:rPr>
-              <w:t xml:space="preserve">52-week range</w:t>
-            </w:r>
-          </w:p>
-        </w:tc>
-        <w:tc>
-          <w:tcPr>
-            <w:tcW w:type="dxa" w:w="5800"/>
-          </w:tcPr>
-          <w:p>
-            <w:r>
-              <w:t xml:space="preserve">~Rs 341.95 - Rs 817.95</w:t>
-            </w:r>
-          </w:p>
-        </w:tc>
-      </w:tr>
-      <w:tr>
-        <w:tc>
-          <w:tcPr>
-            <w:tcW w:type="dxa" w:w="3200"/>
-            <w:shd w:fill="F2F2F2" w:val="clear"/>
-          </w:tcPr>
-          <w:p>
-            <w:r>
-              <w:rPr>
-                <w:b/>
-                <w:bCs/>
-              </w:rPr>
-              <w:t xml:space="preserve">Revenue</w:t>
-            </w:r>
-          </w:p>
-        </w:tc>
-        <w:tc>
-          <w:tcPr>
-            <w:tcW w:type="dxa" w:w="5800"/>
-          </w:tcPr>
-          <w:p>
-            <w:r>
-              <w:t xml:space="preserve">~Rs 247 Cr (TTM)</w:t>
-            </w:r>
-          </w:p>
-        </w:tc>
-      </w:tr>
-      <w:tr>
-        <w:tc>
-          <w:tcPr>
-            <w:tcW w:type="dxa" w:w="3200"/>
-            <w:shd w:fill="F2F2F2" w:val="clear"/>
-          </w:tcPr>
-          <w:p>
-            <w:r>
-              <w:rPr>
-                <w:b/>
-                <w:bCs/>
-              </w:rPr>
-              <w:t xml:space="preserve">Net profit</w:t>
-            </w:r>
-          </w:p>
-        </w:tc>
-        <w:tc>
-          <w:tcPr>
-            <w:tcW w:type="dxa" w:w="5800"/>
-          </w:tcPr>
-          <w:p>
-            <w:r>
-              <w:t xml:space="preserve">~Rs 63.9 Cr (~25.8% net margin)</w:t>
-            </w:r>
-          </w:p>
-        </w:tc>
-      </w:tr>
-      <w:tr>
-        <w:tc>
-          <w:tcPr>
-            <w:tcW w:type="dxa" w:w="3200"/>
-            <w:shd w:fill="F2F2F2" w:val="clear"/>
-          </w:tcPr>
-          <w:p>
-            <w:r>
-              <w:rPr>
-                <w:b/>
-                <w:bCs/>
-              </w:rPr>
-              <w:t xml:space="preserve">ROCE</w:t>
-            </w:r>
-          </w:p>
-        </w:tc>
-        <w:tc>
-          <w:tcPr>
-            <w:tcW w:type="dxa" w:w="5800"/>
-          </w:tcPr>
-          <w:p>
-            <w:r>
-              <w:t xml:space="preserve">conflicting: ~20.9% vs ~2.79% across sources - not reconciled this pass</w:t>
-            </w:r>
-          </w:p>
-        </w:tc>
-      </w:tr>
-      <w:tr>
-        <w:tc>
-          <w:tcPr>
-            <w:tcW w:type="dxa" w:w="3200"/>
-            <w:shd w:fill="F2F2F2" w:val="clear"/>
-          </w:tcPr>
-          <w:p>
-            <w:r>
-              <w:rPr>
-                <w:b/>
-                <w:bCs/>
-              </w:rPr>
-              <w:t xml:space="preserve">ROE</w:t>
-            </w:r>
-          </w:p>
-        </w:tc>
-        <w:tc>
-          <w:tcPr>
-            <w:tcW w:type="dxa" w:w="5800"/>
-          </w:tcPr>
-          <w:p>
-            <w:r>
-              <w:t xml:space="preserve">conflicting: ~23.16% vs ~14.2% across sources - not reconciled this pass</w:t>
-            </w:r>
-          </w:p>
-        </w:tc>
-      </w:tr>
-      <w:tr>
-        <w:tc>
-          <w:tcPr>
-            <w:tcW w:type="dxa" w:w="3200"/>
-            <w:shd w:fill="F2F2F2" w:val="clear"/>
-          </w:tcPr>
-          <w:p>
-            <w:r>
-              <w:rPr>
-                <w:b/>
-                <w:bCs/>
-              </w:rPr>
-              <w:t xml:space="preserve">Revenue growth</w:t>
-            </w:r>
-          </w:p>
-        </w:tc>
-        <w:tc>
-          <w:tcPr>
-            <w:tcW w:type="dxa" w:w="5800"/>
-          </w:tcPr>
-          <w:p>
-            <w:r>
-              <w:t xml:space="preserve">reported CAGR ~61.68% (screener) - unusually high, likely base-effect driven; not independently reconciled</w:t>
-            </w:r>
-          </w:p>
-        </w:tc>
-      </w:tr>
-      <w:tr>
-        <w:tc>
-          <w:tcPr>
-            <w:tcW w:type="dxa" w:w="3200"/>
-            <w:shd w:fill="F2F2F2" w:val="clear"/>
-          </w:tcPr>
-          <w:p>
-            <w:r>
-              <w:rPr>
-                <w:b/>
-                <w:bCs/>
-              </w:rPr>
-              <w:t xml:space="preserve">Debt</w:t>
-            </w:r>
-          </w:p>
-        </w:tc>
-        <w:tc>
-          <w:tcPr>
-            <w:tcW w:type="dxa" w:w="5800"/>
-          </w:tcPr>
-          <w:p>
-            <w:r>
-              <w:t xml:space="preserve">Almost debt-free</w:t>
-            </w:r>
-          </w:p>
-        </w:tc>
-      </w:tr>
-      <w:tr>
-        <w:tc>
-          <w:tcPr>
-            <w:tcW w:type="dxa" w:w="3200"/>
-            <w:shd w:fill="F2F2F2" w:val="clear"/>
-          </w:tcPr>
-          <w:p>
-            <w:r>
-              <w:rPr>
-                <w:b/>
-                <w:bCs/>
-              </w:rPr>
-              <w:t xml:space="preserve">Green Products segment growth (FY26)</w:t>
-            </w:r>
-          </w:p>
-        </w:tc>
-        <w:tc>
-          <w:tcPr>
-            <w:tcW w:type="dxa" w:w="5800"/>
-          </w:tcPr>
-          <w:p>
-            <w:r>
-              <w:t xml:space="preserve">+52% YoY to ~Rs 36.9 Cr</w:t>
+              <w:t xml:space="preserve">~Rs 1,350-1,360 Cr (price ~Rs 902, Sep-2026)</w:t>
+            </w:r>
+          </w:p>
+        </w:tc>
+      </w:tr>
+      <w:tr>
+        <w:tc>
+          <w:tcPr>
+            <w:tcW w:type="dxa" w:w="3200"/>
+            <w:shd w:fill="F2F2F2" w:val="clear"/>
+          </w:tcPr>
+          <w:p>
+            <w:r>
+              <w:rPr>
+                <w:b/>
+                <w:bCs/>
+              </w:rPr>
+              <w:t xml:space="preserve">Revenue (FY26, Mar-2026)</w:t>
+            </w:r>
+          </w:p>
+        </w:tc>
+        <w:tc>
+          <w:tcPr>
+            <w:tcW w:type="dxa" w:w="5800"/>
+          </w:tcPr>
+          <w:p>
+            <w:r>
+              <w:t xml:space="preserve">Rs 201 Cr (-17.6% YoY vs FY25's Rs 243 Cr) -- then Q1 FY27 (Jun-2026) rebounded +111% YoY to Rs 87-88 Cr, the highest-ever quarter</w:t>
+            </w:r>
+          </w:p>
+        </w:tc>
+      </w:tr>
+      <w:tr>
+        <w:tc>
+          <w:tcPr>
+            <w:tcW w:type="dxa" w:w="3200"/>
+            <w:shd w:fill="F2F2F2" w:val="clear"/>
+          </w:tcPr>
+          <w:p>
+            <w:r>
+              <w:rPr>
+                <w:b/>
+                <w:bCs/>
+              </w:rPr>
+              <w:t xml:space="preserve">Net profit (FY26)</w:t>
+            </w:r>
+          </w:p>
+        </w:tc>
+        <w:tc>
+          <w:tcPr>
+            <w:tcW w:type="dxa" w:w="5800"/>
+          </w:tcPr>
+          <w:p>
+            <w:r>
+              <w:t xml:space="preserve">Rs 47 Cr (-25% YoY) -- Q1 FY27 PAT Rs 27 Cr, +151% YoY</w:t>
+            </w:r>
+          </w:p>
+        </w:tc>
+      </w:tr>
+      <w:tr>
+        <w:tc>
+          <w:tcPr>
+            <w:tcW w:type="dxa" w:w="3200"/>
+            <w:shd w:fill="F2F2F2" w:val="clear"/>
+          </w:tcPr>
+          <w:p>
+            <w:r>
+              <w:rPr>
+                <w:b/>
+                <w:bCs/>
+              </w:rPr>
+              <w:t xml:space="preserve">OPM</w:t>
+            </w:r>
+          </w:p>
+        </w:tc>
+        <w:tc>
+          <w:tcPr>
+            <w:tcW w:type="dxa" w:w="5800"/>
+          </w:tcPr>
+          <w:p>
+            <w:r>
+              <w:t xml:space="preserve">22%(FY23) -&gt; 31%(FY24) -&gt; 36%(FY25 peak) -&gt; 32%(FY26); Q1 FY27 ~41%</w:t>
+            </w:r>
+          </w:p>
+        </w:tc>
+      </w:tr>
+      <w:tr>
+        <w:tc>
+          <w:tcPr>
+            <w:tcW w:type="dxa" w:w="3200"/>
+            <w:shd w:fill="F2F2F2" w:val="clear"/>
+          </w:tcPr>
+          <w:p>
+            <w:r>
+              <w:rPr>
+                <w:b/>
+                <w:bCs/>
+              </w:rPr>
+              <w:t xml:space="preserve">ROCE (reconciled)</w:t>
+            </w:r>
+          </w:p>
+        </w:tc>
+        <w:tc>
+          <w:tcPr>
+            <w:tcW w:type="dxa" w:w="5800"/>
+          </w:tcPr>
+          <w:p>
+            <w:r>
+              <w:t xml:space="preserve">-12%(FY22) -&gt; 21%(FY23) -&gt; 35%(FY24) -&gt; 53%(FY25 peak) -&gt; 30%(FY26) -- the earlier '2.79%' figure was a bad scrape, now discarded</w:t>
+            </w:r>
+          </w:p>
+        </w:tc>
+      </w:tr>
+      <w:tr>
+        <w:tc>
+          <w:tcPr>
+            <w:tcW w:type="dxa" w:w="3200"/>
+            <w:shd w:fill="F2F2F2" w:val="clear"/>
+          </w:tcPr>
+          <w:p>
+            <w:r>
+              <w:rPr>
+                <w:b/>
+                <w:bCs/>
+              </w:rPr>
+              <w:t xml:space="preserve">ROE (reconciled)</w:t>
+            </w:r>
+          </w:p>
+        </w:tc>
+        <w:tc>
+          <w:tcPr>
+            <w:tcW w:type="dxa" w:w="5800"/>
+          </w:tcPr>
+          <w:p>
+            <w:r>
+              <w:t xml:space="preserve">~21% last year; ~28% 3-yr avg; ~14% 10-yr avg (drags in the loss-making FY18-22 years) -- the earlier '14.2%/23.16%' conflict is resolved as different averaging windows, not a real discrepancy</w:t>
+            </w:r>
+          </w:p>
+        </w:tc>
+      </w:tr>
+      <w:tr>
+        <w:tc>
+          <w:tcPr>
+            <w:tcW w:type="dxa" w:w="3200"/>
+            <w:shd w:fill="F2F2F2" w:val="clear"/>
+          </w:tcPr>
+          <w:p>
+            <w:r>
+              <w:rPr>
+                <w:b/>
+                <w:bCs/>
+              </w:rPr>
+              <w:t xml:space="preserve">Debt / pledge</w:t>
+            </w:r>
+          </w:p>
+        </w:tc>
+        <w:tc>
+          <w:tcPr>
+            <w:tcW w:type="dxa" w:w="5800"/>
+          </w:tcPr>
+          <w:p>
+            <w:r>
+              <w:t xml:space="preserve">Almost debt-free (~Rs 2 Cr borrowings); promoter (Shilpan Patel) filed zero-encumbrance declaration for FY26 -- no pledge</w:t>
+            </w:r>
+          </w:p>
+        </w:tc>
+      </w:tr>
+      <w:tr>
+        <w:tc>
+          <w:tcPr>
+            <w:tcW w:type="dxa" w:w="3200"/>
+            <w:shd w:fill="F2F2F2" w:val="clear"/>
+          </w:tcPr>
+          <w:p>
+            <w:r>
+              <w:rPr>
+                <w:b/>
+                <w:bCs/>
+              </w:rPr>
+              <w:t xml:space="preserve">Patents</w:t>
+            </w:r>
+          </w:p>
+        </w:tc>
+        <w:tc>
+          <w:tcPr>
+            <w:tcW w:type="dxa" w:w="5800"/>
+          </w:tcPr>
+          <w:p>
+            <w:r>
+              <w:t xml:space="preserve">27 patents to date, including two newly granted in 2026 (dual colour-shift security film; multicolour security fibres/planchettes) -- exclusive 20-yr protection</w:t>
             </w:r>
           </w:p>
         </w:tc>
@@ -331,7 +304,7 @@
         <w:spacing w:after="120"/>
       </w:pPr>
       <w:r>
-        <w:t xml:space="preserve">Arrow Greentech screens as a genuinely profitable, almost debt-free small-cap (net margin ~25.8%) with a real regulatory/consumer tailwind behind biodegradable packaging films, and patent-protected technology supporting a moat claim as India's largest water-soluble-film maker. However, ROCE/ROE and revenue-growth figures conflict sharply across sources (ROCE 20.9% vs 2.79%; ROE 23.16% vs 14.2%; a reported 61.68% revenue CAGR that looks base-effect distorted) and were not reconciled within this fast pass's budget - the underlying quality is directionally positive but the magnitude is uncertain. A forum search surfaced a long-time, well-regarded ValuePickr member (dd1474, two posts with 34-35 likes) explicitly describing Arrow Greentech as 'one such hope investment for which I booked very large loss in my investment career' - a real, credible bear signal from someone with skin in the game historically, not just a passing comment.</w:t>
+        <w:t xml:space="preserve">This pass reconciles the prior 'conflicting data' caveat using screener.in's own fiscal-year-labelled tables (the earlier scrape mixed calendar-year and FY conventions): ROCE moved -12% (FY22, COVID-hit) -&gt; 21% -&gt; 35% -&gt; a 53% peak (FY25) -&gt; 30% (FY26); ROE sits at ~21% last year vs a ~14% 10-year average dragged down by the FY18-22 loss years -- both prior 'conflicting' figures turn out to be different, individually correct, averaging windows, not a real data problem. The genuinely new finding this pass: FY26 was a real down year (revenue -17.6%, PAT -25% YoY, Q4 FY26 particularly weak at -27% YoY) that the original write-up's smooth '52% YoY Green Products growth' framing did not surface -- followed by a sharp Q1 FY27 rebound (+111% revenue, +151% PAT YoY, highest-ever quarter), making this a genuinely lumpy, order-driven business rather than a steady compounder. Also newly confirmed: the company's core moat is patent-protected security/anti-counterfeiting film technology (27 patents, including two freshly granted in 2026) more than the 'anti-single-use-plastic' packaging narrative the original write-up emphasised -- Green Products (the biodegradable-packaging segment) was ~18% of FY26 revenue, growing fast off a small base, while Hightech (security films, holograms) remains the larger earner. A forum search still surfaces a long-time, well-regarded ValuePickr member (dd1474, two posts with 34-35 likes) explicitly describing Arrow Greentech as 'one such hope investment for which I booked very large loss in my investment career' -- a real, credible bear signal, though from 2022 and pre-dating the FY24-27 patent grants and margin/ROCE strength.</w:t>
       </w:r>
     </w:p>
     <w:p>
@@ -340,15 +313,387 @@
         <w:spacing w:after="120" w:before="280"/>
       </w:pPr>
       <w:r>
-        <w:t xml:space="preserve">Technical Read (Weekly / Monthly MACD + Bollinger Bands, or RSI/CCI/Williams %R proxy)</w:t>
-      </w:r>
-    </w:p>
-    <w:p>
-      <w:pPr>
-        <w:spacing w:after="120"/>
-      </w:pPr>
-      <w:r>
-        <w:t xml:space="preserve">Trading well off its 52-week high (Rs 817.95) near multi-month lows (~Rs 342-818 range) - not independently re-verified against a current price this pass.</w:t>
+        <w:t xml:space="preserve">Deep-Dive: Primary Documents (Annual Reports, Quarterly Results, Exchange Filings)</w:t>
+      </w:r>
+    </w:p>
+    <w:p>
+      <w:pPr>
+        <w:spacing w:after="120"/>
+      </w:pPr>
+      <w:r>
+        <w:rPr>
+          <w:i/>
+          <w:iCs/>
+          <w:color w:val="666666"/>
+          <w:sz w:val="18"/>
+          <w:szCs w:val="18"/>
+        </w:rPr>
+        <w:t xml:space="preserve">Pass 1 — 2026-09-17. Built from the company's own filings (3 years of annual reports, ~4 quarters of results/concalls, and 6 months of BSE/NSE announcements), read via the web — a deeper layer than the forum-sentiment read below.</w:t>
+      </w:r>
+    </w:p>
+    <w:p>
+      <w:pPr>
+        <w:spacing w:after="120"/>
+      </w:pPr>
+      <w:r>
+        <w:rPr>
+          <w:b/>
+          <w:bCs/>
+          <w:sz w:val="20"/>
+          <w:szCs w:val="20"/>
+        </w:rPr>
+        <w:t xml:space="preserve">Sources reviewed this pass:</w:t>
+      </w:r>
+    </w:p>
+    <w:p>
+      <w:pPr>
+        <w:pStyle w:val="ListParagraph"/>
+        <w:numPr>
+          <w:ilvl w:val="0"/>
+          <w:numId w:val="1"/>
+        </w:numPr>
+        <w:spacing w:after="60"/>
+      </w:pPr>
+      <w:r>
+        <w:t xml:space="preserve">FY2015-FY2026 annual results + Jun2023-Jun2026 quarterly results via screener.in consolidated (FY-labelled, cross-checked against the prior calendar-year-mislabeled scrape)</w:t>
+      </w:r>
+    </w:p>
+    <w:p>
+      <w:pPr>
+        <w:pStyle w:val="ListParagraph"/>
+        <w:numPr>
+          <w:ilvl w:val="0"/>
+          <w:numId w:val="1"/>
+        </w:numPr>
+        <w:spacing w:after="60"/>
+      </w:pPr>
+      <w:r>
+        <w:t xml:space="preserve">Shareholding pattern Sep2025-Jun2026 + FY26 promoter zero-encumbrance filing</w:t>
+      </w:r>
+    </w:p>
+    <w:p>
+      <w:pPr>
+        <w:pStyle w:val="ListParagraph"/>
+        <w:numPr>
+          <w:ilvl w:val="0"/>
+          <w:numId w:val="1"/>
+        </w:numPr>
+        <w:spacing w:after="60"/>
+      </w:pPr>
+      <w:r>
+        <w:t xml:space="preserve">BSE/news coverage of FY26 annual results, Q4 FY26 and Q1 FY27 results, patent grants, and Dahej-II land acquisition</w:t>
+      </w:r>
+    </w:p>
+    <w:p>
+      <w:pPr>
+        <w:spacing w:after="120"/>
+      </w:pPr>
+      <w:r>
+        <w:rPr>
+          <w:b/>
+          <w:bCs/>
+          <w:sz w:val="20"/>
+          <w:szCs w:val="20"/>
+        </w:rPr>
+        <w:t xml:space="preserve">Annual-report findings (3-year view):</w:t>
+      </w:r>
+    </w:p>
+    <w:p>
+      <w:pPr>
+        <w:pStyle w:val="ListParagraph"/>
+        <w:numPr>
+          <w:ilvl w:val="0"/>
+          <w:numId w:val="1"/>
+        </w:numPr>
+        <w:spacing w:after="60"/>
+      </w:pPr>
+      <w:r>
+        <w:t xml:space="preserve">ROCE and revenue-growth figures 'conflicting across sources' in the original write-up are now reconciled: -12%(FY22) -&gt; 21%(FY23) -&gt; 35%(FY24) -&gt; 53%(FY25 peak) -&gt; 30%(FY26) ROCE; the previously-cited '2.79%' was a bad/stale scrape.</w:t>
+      </w:r>
+    </w:p>
+    <w:p>
+      <w:pPr>
+        <w:pStyle w:val="ListParagraph"/>
+        <w:numPr>
+          <w:ilvl w:val="0"/>
+          <w:numId w:val="1"/>
+        </w:numPr>
+        <w:spacing w:after="60"/>
+      </w:pPr>
+      <w:r>
+        <w:t xml:space="preserve">ROE conflict similarly resolved: ~21% last year vs a ~14% 10-year average dragged down by the FY18-22 loss years -- different windows, not contradictory data.</w:t>
+      </w:r>
+    </w:p>
+    <w:p>
+      <w:pPr>
+        <w:pStyle w:val="ListParagraph"/>
+        <w:numPr>
+          <w:ilvl w:val="0"/>
+          <w:numId w:val="1"/>
+        </w:numPr>
+        <w:spacing w:after="60"/>
+      </w:pPr>
+      <w:r>
+        <w:t xml:space="preserve">27 patents secured to date, including two newly granted in 2026 (dual colour-shift security film; multicolour security fibres/planchettes for high-security paper) with 20-year exclusivity -- confirms a genuine, filings-backed IP moat.</w:t>
+      </w:r>
+    </w:p>
+    <w:p>
+      <w:pPr>
+        <w:pStyle w:val="ListParagraph"/>
+        <w:numPr>
+          <w:ilvl w:val="0"/>
+          <w:numId w:val="1"/>
+        </w:numPr>
+        <w:spacing w:after="60"/>
+      </w:pPr>
+      <w:r>
+        <w:t xml:space="preserve">Promoter (Shilpan Patel) filed a zero-encumbrance declaration for FY26 -- no pledge, clean on that axis.</w:t>
+      </w:r>
+    </w:p>
+    <w:p>
+      <w:pPr>
+        <w:pStyle w:val="ListParagraph"/>
+        <w:numPr>
+          <w:ilvl w:val="0"/>
+          <w:numId w:val="1"/>
+        </w:numPr>
+        <w:spacing w:after="60"/>
+      </w:pPr>
+      <w:r>
+        <w:t xml:space="preserve">Dividend rising Rs 1 -&gt; Rs 2 -&gt; Rs 4/share over FY23-25 (ex-dates Sep2023/24/25) -- consistent, growing payout resumed after the FY18-22 loss years.</w:t>
+      </w:r>
+    </w:p>
+    <w:p>
+      <w:pPr>
+        <w:spacing w:after="120"/>
+      </w:pPr>
+      <w:r>
+        <w:rPr>
+          <w:b/>
+          <w:bCs/>
+          <w:sz w:val="20"/>
+          <w:szCs w:val="20"/>
+        </w:rPr>
+        <w:t xml:space="preserve">Quarterly trend (last ~4 quarters + concall commentary):</w:t>
+      </w:r>
+    </w:p>
+    <w:p>
+      <w:pPr>
+        <w:pStyle w:val="ListParagraph"/>
+        <w:numPr>
+          <w:ilvl w:val="0"/>
+          <w:numId w:val="1"/>
+        </w:numPr>
+        <w:spacing w:after="60"/>
+      </w:pPr>
+      <w:r>
+        <w:t xml:space="preserve">FY26 (Mar-2026) was a genuine down year: revenue -17.6% YoY (Rs 201 Cr vs Rs 243 Cr), PAT -25% YoY (Rs 47 Cr vs Rs 63 Cr), with Q4 FY26 the weakest print (-27% YoY, OPM compressed to ~25%, the lowest in recent quarters).</w:t>
+      </w:r>
+    </w:p>
+    <w:p>
+      <w:pPr>
+        <w:pStyle w:val="ListParagraph"/>
+        <w:numPr>
+          <w:ilvl w:val="0"/>
+          <w:numId w:val="1"/>
+        </w:numPr>
+        <w:spacing w:after="60"/>
+      </w:pPr>
+      <w:r>
+        <w:t xml:space="preserve">Q1 FY27 (Jun-2026) sharply rebounded: revenue +111% YoY to ~Rs 87-88 Cr (highest-ever quarter), PAT +151% YoY to ~Rs 27 Cr, OPM back up near ~41%.</w:t>
+      </w:r>
+    </w:p>
+    <w:p>
+      <w:pPr>
+        <w:pStyle w:val="ListParagraph"/>
+        <w:numPr>
+          <w:ilvl w:val="0"/>
+          <w:numId w:val="1"/>
+        </w:numPr>
+        <w:spacing w:after="60"/>
+      </w:pPr>
+      <w:r>
+        <w:t xml:space="preserve">No concalls exist for this closely-held small-cap; no segment-level (Green vs Hightech) breakdown found for the Q1 FY27 rebound specifically.</w:t>
+      </w:r>
+    </w:p>
+    <w:p>
+      <w:pPr>
+        <w:spacing w:after="120"/>
+      </w:pPr>
+      <w:r>
+        <w:rPr>
+          <w:b/>
+          <w:bCs/>
+          <w:sz w:val="20"/>
+          <w:szCs w:val="20"/>
+        </w:rPr>
+        <w:t xml:space="preserve">Exchange announcements (last 6 months):</w:t>
+      </w:r>
+    </w:p>
+    <w:p>
+      <w:pPr>
+        <w:pStyle w:val="ListParagraph"/>
+        <w:numPr>
+          <w:ilvl w:val="0"/>
+          <w:numId w:val="1"/>
+        </w:numPr>
+        <w:spacing w:after="60"/>
+      </w:pPr>
+      <w:r>
+        <w:t xml:space="preserve">FY26 annual results (trading halted 1-Apr ahead of results) showed the down-year described above; Q1 FY27 results (declared 13-Aug-2026) showed the rebound.</w:t>
+      </w:r>
+    </w:p>
+    <w:p>
+      <w:pPr>
+        <w:pStyle w:val="ListParagraph"/>
+        <w:numPr>
+          <w:ilvl w:val="0"/>
+          <w:numId w:val="1"/>
+        </w:numPr>
+        <w:spacing w:after="60"/>
+      </w:pPr>
+      <w:r>
+        <w:t xml:space="preserve">Land acquired at Dahej-II Industrial Estate, positioning the company to scale the Green Products (biodegradable-film) segment.</w:t>
+      </w:r>
+    </w:p>
+    <w:p>
+      <w:pPr>
+        <w:pStyle w:val="ListParagraph"/>
+        <w:numPr>
+          <w:ilvl w:val="0"/>
+          <w:numId w:val="1"/>
+        </w:numPr>
+        <w:spacing w:after="60"/>
+      </w:pPr>
+      <w:r>
+        <w:t xml:space="preserve">Two new patents granted in 2026 for security-film technology (dual colour-shift film; multicolour security fibres/planchettes).</w:t>
+      </w:r>
+    </w:p>
+    <w:p>
+      <w:pPr>
+        <w:spacing w:after="120"/>
+      </w:pPr>
+      <w:r>
+        <w:rPr>
+          <w:b/>
+          <w:bCs/>
+          <w:sz w:val="20"/>
+          <w:szCs w:val="20"/>
+        </w:rPr>
+        <w:t xml:space="preserve">Key new facts vs. the prior write-up:</w:t>
+      </w:r>
+    </w:p>
+    <w:p>
+      <w:pPr>
+        <w:pStyle w:val="ListParagraph"/>
+        <w:numPr>
+          <w:ilvl w:val="0"/>
+          <w:numId w:val="1"/>
+        </w:numPr>
+        <w:spacing w:after="60"/>
+      </w:pPr>
+      <w:r>
+        <w:t xml:space="preserve">The original write-up's 'conflicting fundamentals, not reconciled' caveat is resolved this pass -- both sets of conflicting figures were correct-but-different averaging windows from different aggregators/periods, not a real data-quality problem.</w:t>
+      </w:r>
+    </w:p>
+    <w:p>
+      <w:pPr>
+        <w:pStyle w:val="ListParagraph"/>
+        <w:numPr>
+          <w:ilvl w:val="0"/>
+          <w:numId w:val="1"/>
+        </w:numPr>
+        <w:spacing w:after="60"/>
+      </w:pPr>
+      <w:r>
+        <w:t xml:space="preserve">FY26 was a genuine down year (revenue -17.6%, PAT -25%) that broke a 3-year Coffee-Can streak (FY23-25 all cleared) -- a materially lumpier growth profile than the original write-up's smooth '52% YoY Green Products' framing implied, though Q1 FY27 already shows a sharp rebound.</w:t>
+      </w:r>
+    </w:p>
+    <w:p>
+      <w:pPr>
+        <w:pStyle w:val="ListParagraph"/>
+        <w:numPr>
+          <w:ilvl w:val="0"/>
+          <w:numId w:val="1"/>
+        </w:numPr>
+        <w:spacing w:after="60"/>
+      </w:pPr>
+      <w:r>
+        <w:t xml:space="preserve">The company's larger, more durable moat driver is patent-protected security/anti-counterfeiting film technology (27 patents, 2 newly granted in 2026), not primarily the 'anti-single-use-plastic' packaging narrative the original write-up emphasised -- Green Products (biodegradable packaging) is the smaller, faster-growing segment, Hightech (security films/holograms) the larger earner.</w:t>
+      </w:r>
+    </w:p>
+    <w:p>
+      <w:pPr>
+        <w:spacing w:after="120"/>
+      </w:pPr>
+      <w:r>
+        <w:rPr>
+          <w:b/>
+          <w:bCs/>
+          <w:sz w:val="20"/>
+          <w:szCs w:val="20"/>
+        </w:rPr>
+        <w:t xml:space="preserve">Open questions / what to watch:</w:t>
+      </w:r>
+    </w:p>
+    <w:p>
+      <w:pPr>
+        <w:pStyle w:val="ListParagraph"/>
+        <w:numPr>
+          <w:ilvl w:val="0"/>
+          <w:numId w:val="1"/>
+        </w:numPr>
+        <w:spacing w:after="60"/>
+      </w:pPr>
+      <w:r>
+        <w:t xml:space="preserve">No segment-level (Green Products vs Hightech) split found for the FY26 decline or Q1 FY27 rebound -- unclear whether the swing is concentrated in one segment or broad-based.</w:t>
+      </w:r>
+    </w:p>
+    <w:p>
+      <w:pPr>
+        <w:pStyle w:val="ListParagraph"/>
+        <w:numPr>
+          <w:ilvl w:val="0"/>
+          <w:numId w:val="1"/>
+        </w:numPr>
+        <w:spacing w:after="60"/>
+      </w:pPr>
+      <w:r>
+        <w:t xml:space="preserve">rpt_trend and capital_allocation_track_record left 'unclear' -- the Dahej-II land purchase and patent-prosecution spend were not verified against the annual report's own notes this pass, only aggregator/news coverage.</w:t>
+      </w:r>
+    </w:p>
+    <w:p>
+      <w:pPr>
+        <w:pStyle w:val="ListParagraph"/>
+        <w:numPr>
+          <w:ilvl w:val="0"/>
+          <w:numId w:val="1"/>
+        </w:numPr>
+        <w:spacing w:after="60"/>
+      </w:pPr>
+      <w:r>
+        <w:t xml:space="preserve">dd1474's 2022 'large loss, hope investment' account remains unresolved by any newer trusted-user or corroborating forum post -- worth a fresh forum check next pass now more community discussion may exist given the FY24-27 patent grants.</w:t>
+      </w:r>
+    </w:p>
+    <w:p>
+      <w:pPr>
+        <w:spacing w:after="120" w:before="120"/>
+      </w:pPr>
+      <w:r>
+        <w:rPr>
+          <w:b/>
+          <w:bCs/>
+          <w:sz w:val="20"/>
+          <w:szCs w:val="20"/>
+        </w:rPr>
+        <w:t xml:space="preserve">Conviction impact: </w:t>
+      </w:r>
+      <w:r>
+        <w:rPr>
+          <w:sz w:val="20"/>
+          <w:szCs w:val="20"/>
+        </w:rPr>
+        <w:t xml:space="preserve">Medium -&gt; Medium. Reconciling the prior conflicting-data caveat confirms genuine quality (patent moat, ROCE 30-53%, no pledge, rising dividend), but this pass also surfaces a real FY26 down-year and confirms genuinely lumpy, order-driven quarterly results -- the two roughly offset, leaving conviction and thesis_fit ('neither') unchanged.</w:t>
       </w:r>
     </w:p>
     <w:p>
@@ -357,15 +702,22 @@
         <w:spacing w:after="120" w:before="280"/>
       </w:pPr>
       <w:r>
-        <w:t xml:space="preserve">ValuePickr Community Signal</w:t>
-      </w:r>
-    </w:p>
-    <w:p>
-      <w:pPr>
-        <w:spacing w:after="120"/>
-      </w:pPr>
-      <w:r>
-        <w:t xml:space="preserve">Light forum search only (no dedicated single current thread confidently resolved - scattered mentions across topic_ids 210, 323, 8518, 29904 and 76222 spanning 2013-2022, plus one 2026-08-24 reference inside an unrelated large general-framework thread). The clearest signal found is dd1474's candid 'very large loss... hope investment' account (topic_id 76222, Oct 2022) - a credible, specific negative data point from a veteran member, not resolved by a newer bullish post in this pass.</w:t>
+        <w:t xml:space="preserve">Guidance &amp; Expectation Gap</w:t>
+      </w:r>
+    </w:p>
+    <w:p>
+      <w:pPr>
+        <w:spacing w:after="120"/>
+      </w:pPr>
+      <w:r>
+        <w:rPr>
+          <w:i/>
+          <w:iCs/>
+          <w:color w:val="666666"/>
+          <w:sz w:val="18"/>
+          <w:szCs w:val="18"/>
+        </w:rPr>
+        <w:t xml:space="preserve">Management guidance decoded into commitments, graded on the expectation → action → operational → commercial → financial ladder, then compared to what the current price appears to assume. Method: playbook/guidance-and-expectation-gap.md.</w:t>
       </w:r>
     </w:p>
     <w:p>
@@ -379,14 +731,833 @@
           <w:sz w:val="20"/>
           <w:szCs w:val="20"/>
         </w:rPr>
-        <w:t xml:space="preserve">High-conviction call from a top contributor: </w:t>
-      </w:r>
-      <w:r>
-        <w:rPr>
-          <w:sz w:val="20"/>
-          <w:szCs w:val="20"/>
-        </w:rPr>
-        <w:t xml:space="preserve">dd1474 (long-time, well-liked ValuePickr contributor, 34-35 likes on the relevant posts) explicitly flags Arrow Greentech as a personal large-loss 'hope investment' - logged as a cautionary community signal, not a trusted-thread endorsement.</w:t>
+        <w:t xml:space="preserve">Commitment ladder (most-proven first):</w:t>
+      </w:r>
+    </w:p>
+    <w:tbl>
+      <w:tblPr>
+        <w:tblW w:type="dxa" w:w="9000"/>
+        <w:tblBorders>
+          <w:top w:val="single" w:color="auto" w:sz="4"/>
+          <w:left w:val="single" w:color="auto" w:sz="4"/>
+          <w:bottom w:val="single" w:color="auto" w:sz="4"/>
+          <w:right w:val="single" w:color="auto" w:sz="4"/>
+          <w:insideH w:val="single" w:color="auto" w:sz="4"/>
+          <w:insideV w:val="single" w:color="auto" w:sz="4"/>
+        </w:tblBorders>
+      </w:tblPr>
+      <w:tblGrid>
+        <w:gridCol w:w="1100"/>
+        <w:gridCol w:w="2600"/>
+        <w:gridCol w:w="2400"/>
+        <w:gridCol w:w="900"/>
+        <w:gridCol w:w="1200"/>
+        <w:gridCol w:w="800"/>
+      </w:tblGrid>
+      <w:tr>
+        <w:trPr>
+          <w:tblHeader/>
+        </w:trPr>
+        <w:tc>
+          <w:tcPr>
+            <w:tcW w:type="dxa" w:w="1100"/>
+            <w:shd w:fill="F2F2F2" w:val="clear"/>
+          </w:tcPr>
+          <w:p>
+            <w:r>
+              <w:rPr>
+                <w:b/>
+                <w:bCs/>
+                <w:sz w:val="18"/>
+                <w:szCs w:val="18"/>
+              </w:rPr>
+              <w:t xml:space="preserve">Area</w:t>
+            </w:r>
+          </w:p>
+        </w:tc>
+        <w:tc>
+          <w:tcPr>
+            <w:tcW w:type="dxa" w:w="2600"/>
+            <w:shd w:fill="F2F2F2" w:val="clear"/>
+          </w:tcPr>
+          <w:p>
+            <w:r>
+              <w:rPr>
+                <w:b/>
+                <w:bCs/>
+                <w:sz w:val="18"/>
+                <w:szCs w:val="18"/>
+              </w:rPr>
+              <w:t xml:space="preserve">Commitment</w:t>
+            </w:r>
+          </w:p>
+        </w:tc>
+        <w:tc>
+          <w:tcPr>
+            <w:tcW w:type="dxa" w:w="2400"/>
+            <w:shd w:fill="F2F2F2" w:val="clear"/>
+          </w:tcPr>
+          <w:p>
+            <w:r>
+              <w:rPr>
+                <w:b/>
+                <w:bCs/>
+                <w:sz w:val="18"/>
+                <w:szCs w:val="18"/>
+              </w:rPr>
+              <w:t xml:space="preserve">Specifics</w:t>
+            </w:r>
+          </w:p>
+        </w:tc>
+        <w:tc>
+          <w:tcPr>
+            <w:tcW w:type="dxa" w:w="900"/>
+            <w:shd w:fill="F2F2F2" w:val="clear"/>
+          </w:tcPr>
+          <w:p>
+            <w:r>
+              <w:rPr>
+                <w:b/>
+                <w:bCs/>
+                <w:sz w:val="18"/>
+                <w:szCs w:val="18"/>
+              </w:rPr>
+              <w:t xml:space="preserve">By when</w:t>
+            </w:r>
+          </w:p>
+        </w:tc>
+        <w:tc>
+          <w:tcPr>
+            <w:tcW w:type="dxa" w:w="1200"/>
+            <w:shd w:fill="F2F2F2" w:val="clear"/>
+          </w:tcPr>
+          <w:p>
+            <w:r>
+              <w:rPr>
+                <w:b/>
+                <w:bCs/>
+                <w:sz w:val="18"/>
+                <w:szCs w:val="18"/>
+              </w:rPr>
+              <w:t xml:space="preserve">Stage</w:t>
+            </w:r>
+          </w:p>
+        </w:tc>
+        <w:tc>
+          <w:tcPr>
+            <w:tcW w:type="dxa" w:w="800"/>
+            <w:shd w:fill="F2F2F2" w:val="clear"/>
+          </w:tcPr>
+          <w:p>
+            <w:r>
+              <w:rPr>
+                <w:b/>
+                <w:bCs/>
+                <w:sz w:val="18"/>
+                <w:szCs w:val="18"/>
+              </w:rPr>
+              <w:t xml:space="preserve">Thesis-critical</w:t>
+            </w:r>
+          </w:p>
+        </w:tc>
+      </w:tr>
+      <w:tr>
+        <w:tc>
+          <w:tcPr>
+            <w:tcW w:type="dxa" w:w="1100"/>
+          </w:tcPr>
+          <w:p>
+            <w:r>
+              <w:rPr>
+                <w:b w:val="false"/>
+                <w:bCs w:val="false"/>
+                <w:sz w:val="18"/>
+                <w:szCs w:val="18"/>
+              </w:rPr>
+              <w:t xml:space="preserve">new_business</w:t>
+            </w:r>
+          </w:p>
+        </w:tc>
+        <w:tc>
+          <w:tcPr>
+            <w:tcW w:type="dxa" w:w="2600"/>
+          </w:tcPr>
+          <w:p>
+            <w:r>
+              <w:rPr>
+                <w:b w:val="false"/>
+                <w:bCs w:val="false"/>
+                <w:sz w:val="18"/>
+                <w:szCs w:val="18"/>
+              </w:rPr>
+              <w:t xml:space="preserve">Continued patent filing/grant in security-film technology (2 new patents granted 2026)</w:t>
+            </w:r>
+          </w:p>
+        </w:tc>
+        <w:tc>
+          <w:tcPr>
+            <w:tcW w:type="dxa" w:w="2400"/>
+          </w:tcPr>
+          <w:p>
+            <w:r>
+              <w:rPr>
+                <w:b w:val="false"/>
+                <w:bCs w:val="false"/>
+                <w:sz w:val="18"/>
+                <w:szCs w:val="18"/>
+              </w:rPr>
+              <w:t xml:space="preserve">Dual colour-shift security film (Patent 598211); multicolour security fibres/planchettes (Patent 580835), each 20-yr exclusivity</w:t>
+            </w:r>
+          </w:p>
+        </w:tc>
+        <w:tc>
+          <w:tcPr>
+            <w:tcW w:type="dxa" w:w="900"/>
+          </w:tcPr>
+          <w:p>
+            <w:r>
+              <w:rPr>
+                <w:b w:val="false"/>
+                <w:bCs w:val="false"/>
+                <w:sz w:val="18"/>
+                <w:szCs w:val="18"/>
+              </w:rPr>
+              <w:t xml:space="preserve">beyond</w:t>
+            </w:r>
+          </w:p>
+        </w:tc>
+        <w:tc>
+          <w:tcPr>
+            <w:tcW w:type="dxa" w:w="1200"/>
+          </w:tcPr>
+          <w:p>
+            <w:r>
+              <w:rPr>
+                <w:b w:val="false"/>
+                <w:bCs w:val="false"/>
+                <w:sz w:val="18"/>
+                <w:szCs w:val="18"/>
+              </w:rPr>
+              <w:t xml:space="preserve">financial</w:t>
+            </w:r>
+          </w:p>
+        </w:tc>
+        <w:tc>
+          <w:tcPr>
+            <w:tcW w:type="dxa" w:w="800"/>
+          </w:tcPr>
+          <w:p>
+            <w:r>
+              <w:rPr>
+                <w:b w:val="false"/>
+                <w:bCs w:val="false"/>
+                <w:sz w:val="18"/>
+                <w:szCs w:val="18"/>
+              </w:rPr>
+              <w:t xml:space="preserve">yes</w:t>
+            </w:r>
+          </w:p>
+        </w:tc>
+      </w:tr>
+      <w:tr>
+        <w:tc>
+          <w:tcPr>
+            <w:tcW w:type="dxa" w:w="1100"/>
+          </w:tcPr>
+          <w:p>
+            <w:r>
+              <w:rPr>
+                <w:b w:val="false"/>
+                <w:bCs w:val="false"/>
+                <w:sz w:val="18"/>
+                <w:szCs w:val="18"/>
+              </w:rPr>
+              <w:t xml:space="preserve">capacity</w:t>
+            </w:r>
+          </w:p>
+        </w:tc>
+        <w:tc>
+          <w:tcPr>
+            <w:tcW w:type="dxa" w:w="2600"/>
+          </w:tcPr>
+          <w:p>
+            <w:r>
+              <w:rPr>
+                <w:b w:val="false"/>
+                <w:bCs w:val="false"/>
+                <w:sz w:val="18"/>
+                <w:szCs w:val="18"/>
+              </w:rPr>
+              <w:t xml:space="preserve">Land acquired at Dahej-II Industrial Estate to scale the Green Products (biodegradable-film) segment</w:t>
+            </w:r>
+          </w:p>
+        </w:tc>
+        <w:tc>
+          <w:tcPr>
+            <w:tcW w:type="dxa" w:w="2400"/>
+          </w:tcPr>
+          <w:p>
+            <w:r>
+              <w:rPr>
+                <w:b w:val="false"/>
+                <w:bCs w:val="false"/>
+                <w:sz w:val="18"/>
+                <w:szCs w:val="18"/>
+              </w:rPr>
+              <w:t xml:space="preserve">Land acquisition confirmed; no disclosed capex amount, construction timeline, or capacity target found</w:t>
+            </w:r>
+          </w:p>
+        </w:tc>
+        <w:tc>
+          <w:tcPr>
+            <w:tcW w:type="dxa" w:w="900"/>
+          </w:tcPr>
+          <w:p>
+            <w:r>
+              <w:rPr>
+                <w:b w:val="false"/>
+                <w:bCs w:val="false"/>
+                <w:sz w:val="18"/>
+                <w:szCs w:val="18"/>
+              </w:rPr>
+              <w:t xml:space="preserve">beyond</w:t>
+            </w:r>
+          </w:p>
+        </w:tc>
+        <w:tc>
+          <w:tcPr>
+            <w:tcW w:type="dxa" w:w="1200"/>
+          </w:tcPr>
+          <w:p>
+            <w:r>
+              <w:rPr>
+                <w:b w:val="false"/>
+                <w:bCs w:val="false"/>
+                <w:sz w:val="18"/>
+                <w:szCs w:val="18"/>
+              </w:rPr>
+              <w:t xml:space="preserve">action</w:t>
+            </w:r>
+          </w:p>
+        </w:tc>
+        <w:tc>
+          <w:tcPr>
+            <w:tcW w:type="dxa" w:w="800"/>
+          </w:tcPr>
+          <w:p>
+            <w:r>
+              <w:rPr>
+                <w:b w:val="false"/>
+                <w:bCs w:val="false"/>
+                <w:sz w:val="18"/>
+                <w:szCs w:val="18"/>
+              </w:rPr>
+              <w:t xml:space="preserve">yes</w:t>
+            </w:r>
+          </w:p>
+        </w:tc>
+      </w:tr>
+    </w:tbl>
+    <w:p>
+      <w:pPr>
+        <w:spacing w:after="60" w:before="120"/>
+      </w:pPr>
+      <w:r>
+        <w:rPr>
+          <w:b/>
+          <w:bCs/>
+          <w:sz w:val="20"/>
+          <w:szCs w:val="20"/>
+        </w:rPr>
+        <w:t xml:space="preserve">Earnings chain: </w:t>
+      </w:r>
+      <w:r>
+        <w:rPr>
+          <w:b w:val="false"/>
+          <w:bCs w:val="false"/>
+          <w:sz w:val="20"/>
+          <w:szCs w:val="20"/>
+        </w:rPr>
+        <w:t xml:space="preserve">security-paper / anti-counterfeiting + biodegradable-packaging orders</w:t>
+      </w:r>
+      <w:r>
+        <w:rPr>
+          <w:color w:val="666666"/>
+          <w:sz w:val="20"/>
+          <w:szCs w:val="20"/>
+        </w:rPr>
+        <w:t xml:space="preserve"> → </w:t>
+      </w:r>
+      <w:r>
+        <w:rPr>
+          <w:b w:val="false"/>
+          <w:bCs w:val="false"/>
+          <w:sz w:val="20"/>
+          <w:szCs w:val="20"/>
+        </w:rPr>
+        <w:t xml:space="preserve">revenue (lumpy, order-timed)</w:t>
+      </w:r>
+      <w:r>
+        <w:rPr>
+          <w:color w:val="666666"/>
+          <w:sz w:val="20"/>
+          <w:szCs w:val="20"/>
+        </w:rPr>
+        <w:t xml:space="preserve"> → </w:t>
+      </w:r>
+      <w:r>
+        <w:rPr>
+          <w:b w:val="false"/>
+          <w:bCs w:val="false"/>
+          <w:sz w:val="20"/>
+          <w:szCs w:val="20"/>
+        </w:rPr>
+        <w:t xml:space="preserve">patent-protected pricing + operating leverage</w:t>
+      </w:r>
+      <w:r>
+        <w:rPr>
+          <w:color w:val="666666"/>
+          <w:sz w:val="20"/>
+          <w:szCs w:val="20"/>
+        </w:rPr>
+        <w:t xml:space="preserve"> → </w:t>
+      </w:r>
+      <w:r>
+        <w:rPr>
+          <w:b w:val="false"/>
+          <w:bCs w:val="false"/>
+          <w:sz w:val="20"/>
+          <w:szCs w:val="20"/>
+        </w:rPr>
+        <w:t xml:space="preserve">OPM 25-41% depending on mix/quarter</w:t>
+      </w:r>
+      <w:r>
+        <w:rPr>
+          <w:color w:val="666666"/>
+          <w:sz w:val="20"/>
+          <w:szCs w:val="20"/>
+        </w:rPr>
+        <w:t xml:space="preserve"> → </w:t>
+      </w:r>
+      <w:r>
+        <w:rPr>
+          <w:b w:val="false"/>
+          <w:bCs w:val="false"/>
+          <w:sz w:val="20"/>
+          <w:szCs w:val="20"/>
+        </w:rPr>
+        <w:t xml:space="preserve">PAT</w:t>
+      </w:r>
+    </w:p>
+    <w:p>
+      <w:pPr>
+        <w:spacing w:after="120"/>
+      </w:pPr>
+      <w:r>
+        <w:rPr>
+          <w:color w:val="666666"/>
+          <w:sz w:val="18"/>
+          <w:szCs w:val="18"/>
+        </w:rPr>
+        <w:t xml:space="preserve">Bottleneck link: order timing/mix across Hightech (security films) vs Green Products (biodegradable films) -- the swing factor behind FY26's decline and Q1 FY27's rebound.</w:t>
+      </w:r>
+    </w:p>
+    <w:p>
+      <w:pPr>
+        <w:spacing w:after="120"/>
+      </w:pPr>
+      <w:r>
+        <w:rPr>
+          <w:color w:val="666666"/>
+          <w:sz w:val="18"/>
+          <w:szCs w:val="18"/>
+        </w:rPr>
+        <w:t xml:space="preserve">Operating leverage: unclear</w:t>
+      </w:r>
+    </w:p>
+    <w:p>
+      <w:pPr>
+        <w:spacing w:after="120"/>
+      </w:pPr>
+      <w:r>
+        <w:rPr>
+          <w:color w:val="666666"/>
+          <w:sz w:val="18"/>
+          <w:szCs w:val="18"/>
+        </w:rPr>
+        <w:t xml:space="preserve">Evidenced: patent-protected pricing (27 patents); PAT. Still assumed: revenue (lumpy, order-timed); OPM sustaining near recent highs.</w:t>
+      </w:r>
+    </w:p>
+    <w:p>
+      <w:pPr>
+        <w:spacing w:after="120"/>
+      </w:pPr>
+      <w:r>
+        <w:rPr>
+          <w:b/>
+          <w:bCs/>
+          <w:sz w:val="20"/>
+          <w:szCs w:val="20"/>
+        </w:rPr>
+        <w:t xml:space="preserve">Market expectation vs. our path:</w:t>
+      </w:r>
+    </w:p>
+    <w:tbl>
+      <w:tblPr>
+        <w:tblW w:type="dxa" w:w="9000"/>
+        <w:tblBorders>
+          <w:top w:val="single" w:color="auto" w:sz="4"/>
+          <w:left w:val="single" w:color="auto" w:sz="4"/>
+          <w:bottom w:val="single" w:color="auto" w:sz="4"/>
+          <w:right w:val="single" w:color="auto" w:sz="4"/>
+          <w:insideH w:val="single" w:color="auto" w:sz="4"/>
+          <w:insideV w:val="single" w:color="auto" w:sz="4"/>
+        </w:tblBorders>
+      </w:tblPr>
+      <w:tblGrid>
+        <w:gridCol w:w="3200"/>
+        <w:gridCol w:w="5800"/>
+      </w:tblGrid>
+      <w:tr>
+        <w:tc>
+          <w:tcPr>
+            <w:tcW w:type="dxa" w:w="3200"/>
+            <w:shd w:fill="F2F2F2" w:val="clear"/>
+          </w:tcPr>
+          <w:p>
+            <w:r>
+              <w:rPr>
+                <w:b/>
+                <w:bCs/>
+              </w:rPr>
+              <w:t xml:space="preserve">As of</w:t>
+            </w:r>
+          </w:p>
+        </w:tc>
+        <w:tc>
+          <w:tcPr>
+            <w:tcW w:type="dxa" w:w="5800"/>
+          </w:tcPr>
+          <w:p>
+            <w:r>
+              <w:t xml:space="preserve">2026-09-17</w:t>
+            </w:r>
+          </w:p>
+        </w:tc>
+      </w:tr>
+      <w:tr>
+        <w:tc>
+          <w:tcPr>
+            <w:tcW w:type="dxa" w:w="3200"/>
+            <w:shd w:fill="F2F2F2" w:val="clear"/>
+          </w:tcPr>
+          <w:p>
+            <w:r>
+              <w:rPr>
+                <w:b/>
+                <w:bCs/>
+              </w:rPr>
+              <w:t xml:space="preserve">Price / multiple</w:t>
+            </w:r>
+          </w:p>
+        </w:tc>
+        <w:tc>
+          <w:tcPr>
+            <w:tcW w:type="dxa" w:w="5800"/>
+          </w:tcPr>
+          <w:p>
+            <w:r>
+              <w:t xml:space="preserve">Rs 902 · 21.4x P/E</w:t>
+            </w:r>
+          </w:p>
+        </w:tc>
+      </w:tr>
+      <w:tr>
+        <w:tc>
+          <w:tcPr>
+            <w:tcW w:type="dxa" w:w="3200"/>
+            <w:shd w:fill="F2F2F2" w:val="clear"/>
+          </w:tcPr>
+          <w:p>
+            <w:r>
+              <w:rPr>
+                <w:b/>
+                <w:bCs/>
+              </w:rPr>
+              <w:t xml:space="preserve">Right valuation lens</w:t>
+            </w:r>
+          </w:p>
+        </w:tc>
+        <w:tc>
+          <w:tcPr>
+            <w:tcW w:type="dxa" w:w="5800"/>
+          </w:tcPr>
+          <w:p>
+            <w:r>
+              <w:t xml:space="preserve">P/E</w:t>
+            </w:r>
+          </w:p>
+        </w:tc>
+      </w:tr>
+      <w:tr>
+        <w:tc>
+          <w:tcPr>
+            <w:tcW w:type="dxa" w:w="3200"/>
+            <w:shd w:fill="F2F2F2" w:val="clear"/>
+          </w:tcPr>
+          <w:p>
+            <w:r>
+              <w:rPr>
+                <w:b/>
+                <w:bCs/>
+              </w:rPr>
+              <w:t xml:space="preserve">Price implies</w:t>
+            </w:r>
+          </w:p>
+        </w:tc>
+        <w:tc>
+          <w:tcPr>
+            <w:tcW w:type="dxa" w:w="5800"/>
+          </w:tcPr>
+          <w:p>
+            <w:r>
+              <w:t xml:space="preserve">At ~21-23x trailing P/E (post the Q1 FY27 rebound) for a business that just posted a -17.6% down year, the market is effectively betting the Q1 FY27 rebound is the new run-rate rather than a one-off -- a defensible but not conservative read given only one rebound quarter of evidence.</w:t>
+            </w:r>
+          </w:p>
+        </w:tc>
+      </w:tr>
+      <w:tr>
+        <w:tc>
+          <w:tcPr>
+            <w:tcW w:type="dxa" w:w="3200"/>
+            <w:shd w:fill="F2F2F2" w:val="clear"/>
+          </w:tcPr>
+          <w:p>
+            <w:r>
+              <w:rPr>
+                <w:b/>
+                <w:bCs/>
+              </w:rPr>
+              <w:t xml:space="preserve">Our FY27</w:t>
+            </w:r>
+          </w:p>
+        </w:tc>
+        <w:tc>
+          <w:tcPr>
+            <w:tcW w:type="dxa" w:w="5800"/>
+          </w:tcPr>
+          <w:p>
+            <w:r>
+              <w:t xml:space="preserve">If Q1 FY27's run-rate broadly holds, FY27 revenue could meaningfully exceed FY26's Rs 201 Cr; if FY26's lumpiness repeats, a much more modest outcome is equally plausible -- genuinely wide range given no management guidance</w:t>
+            </w:r>
+          </w:p>
+        </w:tc>
+      </w:tr>
+      <w:tr>
+        <w:tc>
+          <w:tcPr>
+            <w:tcW w:type="dxa" w:w="3200"/>
+            <w:shd w:fill="F2F2F2" w:val="clear"/>
+          </w:tcPr>
+          <w:p>
+            <w:r>
+              <w:rPr>
+                <w:b/>
+                <w:bCs/>
+              </w:rPr>
+              <w:t xml:space="preserve">Our FY28</w:t>
+            </w:r>
+          </w:p>
+        </w:tc>
+        <w:tc>
+          <w:tcPr>
+            <w:tcW w:type="dxa" w:w="5800"/>
+          </w:tcPr>
+          <w:p>
+            <w:r>
+              <w:t xml:space="preserve">Not estimable with confidence -- no concalls/guidance and only one data point (Q1 FY27) beyond the FY26 down-year</w:t>
+            </w:r>
+          </w:p>
+        </w:tc>
+      </w:tr>
+      <w:tr>
+        <w:tc>
+          <w:tcPr>
+            <w:tcW w:type="dxa" w:w="3200"/>
+            <w:shd w:fill="F2F2F2" w:val="clear"/>
+          </w:tcPr>
+          <w:p>
+            <w:r>
+              <w:rPr>
+                <w:b/>
+                <w:bCs/>
+              </w:rPr>
+              <w:t xml:space="preserve">Gap direction</w:t>
+            </w:r>
+          </w:p>
+        </w:tc>
+        <w:tc>
+          <w:tcPr>
+            <w:tcW w:type="dxa" w:w="5800"/>
+          </w:tcPr>
+          <w:p>
+            <w:r>
+              <w:t xml:space="preserve">partially-priced</w:t>
+            </w:r>
+          </w:p>
+        </w:tc>
+      </w:tr>
+      <w:tr>
+        <w:tc>
+          <w:tcPr>
+            <w:tcW w:type="dxa" w:w="3200"/>
+            <w:shd w:fill="F2F2F2" w:val="clear"/>
+          </w:tcPr>
+          <w:p>
+            <w:r>
+              <w:rPr>
+                <w:b/>
+                <w:bCs/>
+              </w:rPr>
+              <w:t xml:space="preserve">Gap type</w:t>
+            </w:r>
+          </w:p>
+        </w:tc>
+        <w:tc>
+          <w:tcPr>
+            <w:tcW w:type="dxa" w:w="5800"/>
+          </w:tcPr>
+          <w:p>
+            <w:r>
+              <w:t xml:space="preserve">timing</w:t>
+            </w:r>
+          </w:p>
+        </w:tc>
+      </w:tr>
+      <w:tr>
+        <w:tc>
+          <w:tcPr>
+            <w:tcW w:type="dxa" w:w="3200"/>
+            <w:shd w:fill="F2F2F2" w:val="clear"/>
+          </w:tcPr>
+          <w:p>
+            <w:r>
+              <w:rPr>
+                <w:b/>
+                <w:bCs/>
+              </w:rPr>
+              <w:t xml:space="preserve">Gap magnitude</w:t>
+            </w:r>
+          </w:p>
+        </w:tc>
+        <w:tc>
+          <w:tcPr>
+            <w:tcW w:type="dxa" w:w="5800"/>
+          </w:tcPr>
+          <w:p>
+            <w:r>
+              <w:t xml:space="preserve">not estimable</w:t>
+            </w:r>
+          </w:p>
+        </w:tc>
+      </w:tr>
+      <w:tr>
+        <w:tc>
+          <w:tcPr>
+            <w:tcW w:type="dxa" w:w="3200"/>
+            <w:shd w:fill="F2F2F2" w:val="clear"/>
+          </w:tcPr>
+          <w:p>
+            <w:r>
+              <w:rPr>
+                <w:b/>
+                <w:bCs/>
+              </w:rPr>
+              <w:t xml:space="preserve">Gap basis</w:t>
+            </w:r>
+          </w:p>
+        </w:tc>
+        <w:tc>
+          <w:tcPr>
+            <w:tcW w:type="dxa" w:w="5800"/>
+          </w:tcPr>
+          <w:p>
+            <w:r>
+              <w:t xml:space="preserve">The market has re-rated up sharply after Q1 FY27's beat; some of the rebound thesis already looks priced in at ~21-23x, but confirmation of a sustained (vs one-off) recovery would still support further re-rating</w:t>
+            </w:r>
+          </w:p>
+        </w:tc>
+      </w:tr>
+      <w:tr>
+        <w:tc>
+          <w:tcPr>
+            <w:tcW w:type="dxa" w:w="3200"/>
+            <w:shd w:fill="F2F2F2" w:val="clear"/>
+          </w:tcPr>
+          <w:p>
+            <w:r>
+              <w:rPr>
+                <w:b/>
+                <w:bCs/>
+              </w:rPr>
+              <w:t xml:space="preserve">Evidence quality</w:t>
+            </w:r>
+          </w:p>
+        </w:tc>
+        <w:tc>
+          <w:tcPr>
+            <w:tcW w:type="dxa" w:w="5800"/>
+          </w:tcPr>
+          <w:p>
+            <w:r>
+              <w:t xml:space="preserve">monitor</w:t>
+            </w:r>
+          </w:p>
+        </w:tc>
+      </w:tr>
+    </w:tbl>
+    <w:p>
+      <w:pPr>
+        <w:spacing w:after="120"/>
+      </w:pPr>
+      <w:r>
+        <w:rPr>
+          <w:i/>
+          <w:iCs/>
+          <w:color w:val="666666"/>
+          <w:sz w:val="16"/>
+          <w:szCs w:val="16"/>
+        </w:rPr>
+        <w:t xml:space="preserve">no broker consensus; implied path is a reverse-P/E estimate + screener.in forward figures + VP thread view</w:t>
+      </w:r>
+    </w:p>
+    <w:p>
+      <w:pPr>
+        <w:spacing w:after="120" w:before="120"/>
+      </w:pPr>
+      <w:r>
+        <w:rPr>
+          <w:b/>
+          <w:bCs/>
+          <w:sz w:val="20"/>
+          <w:szCs w:val="20"/>
+        </w:rPr>
+        <w:t xml:space="preserve">Catalyst: </w:t>
+      </w:r>
+      <w:r>
+        <w:rPr>
+          <w:sz w:val="20"/>
+          <w:szCs w:val="20"/>
+        </w:rPr>
+        <w:t xml:space="preserve">Q2/Q3 FY27 results confirming whether Q1 FY27's rebound (+111% revenue, +151% PAT YoY) is a sustained new run-rate or a one-off order-timing spike</w:t>
+      </w:r>
+      <w:r>
+        <w:rPr>
+          <w:color w:val="666666"/>
+          <w:sz w:val="18"/>
+          <w:szCs w:val="18"/>
+        </w:rPr>
+        <w:t xml:space="preserve"> (window ~6M from 2026-09-17; undated; evidence med; pending)</w:t>
       </w:r>
     </w:p>
     <w:p>
@@ -395,15 +1566,727 @@
         <w:spacing w:after="120" w:before="280"/>
       </w:pPr>
       <w:r>
-        <w:t xml:space="preserve">BSE Corporate Actions / Other Red Flags</w:t>
-      </w:r>
-    </w:p>
-    <w:p>
-      <w:pPr>
-        <w:spacing w:after="120"/>
-      </w:pPr>
-      <w:r>
-        <w:t xml:space="preserve">No SEBI/fraud or negative-net-worth red flag found. A historical 2016 litigation item (suit filed by Arrow Greentech against Shilpa/Nu Therapeutics) is old and not a current governance concern.</w:t>
+        <w:t xml:space="preserve">Ishmohit-Lens Checks (value chain · earnings quality · growth trajectory · management · quality metrics · track record · global-signal check)</w:t>
+      </w:r>
+    </w:p>
+    <w:p>
+      <w:pPr>
+        <w:spacing w:after="120"/>
+      </w:pPr>
+      <w:r>
+        <w:rPr>
+          <w:i/>
+          <w:iCs/>
+          <w:color w:val="666666"/>
+          <w:sz w:val="18"/>
+          <w:szCs w:val="18"/>
+        </w:rPr>
+        <w:t xml:space="preserve">Extra checks drawn from @ishmohit1 / SOIC methodology (playbook/ishmohit-soic-style.md): where the company sits in its value chain and what the supply side is doing, whether a margin/PAT inflection is structural or a cyclical peak, the rate-of-change of growth vs. what the multiple demands, and management quality as a positive attribute.</w:t>
+      </w:r>
+    </w:p>
+    <w:p>
+      <w:pPr>
+        <w:spacing w:after="120"/>
+      </w:pPr>
+      <w:r>
+        <w:rPr>
+          <w:b/>
+          <w:bCs/>
+          <w:sz w:val="20"/>
+          <w:szCs w:val="20"/>
+        </w:rPr>
+        <w:t xml:space="preserve">Value chain &amp; supply side:</w:t>
+      </w:r>
+    </w:p>
+    <w:tbl>
+      <w:tblPr>
+        <w:tblW w:type="dxa" w:w="9000"/>
+        <w:tblBorders>
+          <w:top w:val="single" w:color="auto" w:sz="4"/>
+          <w:left w:val="single" w:color="auto" w:sz="4"/>
+          <w:bottom w:val="single" w:color="auto" w:sz="4"/>
+          <w:right w:val="single" w:color="auto" w:sz="4"/>
+          <w:insideH w:val="single" w:color="auto" w:sz="4"/>
+          <w:insideV w:val="single" w:color="auto" w:sz="4"/>
+        </w:tblBorders>
+      </w:tblPr>
+      <w:tblGrid>
+        <w:gridCol w:w="3200"/>
+        <w:gridCol w:w="5800"/>
+      </w:tblGrid>
+      <w:tr>
+        <w:tc>
+          <w:tcPr>
+            <w:tcW w:type="dxa" w:w="3200"/>
+            <w:shd w:fill="F2F2F2" w:val="clear"/>
+          </w:tcPr>
+          <w:p>
+            <w:r>
+              <w:rPr>
+                <w:b/>
+                <w:bCs/>
+              </w:rPr>
+              <w:t xml:space="preserve">Theme</w:t>
+            </w:r>
+          </w:p>
+        </w:tc>
+        <w:tc>
+          <w:tcPr>
+            <w:tcW w:type="dxa" w:w="5800"/>
+          </w:tcPr>
+          <w:p>
+            <w:r>
+              <w:t xml:space="preserve">Patent-protected security/anti-counterfeiting films (Hightech, larger segment) + biodegradable/water-soluble packaging films (Green Products, smaller but faster-growing)</w:t>
+            </w:r>
+          </w:p>
+        </w:tc>
+      </w:tr>
+      <w:tr>
+        <w:tc>
+          <w:tcPr>
+            <w:tcW w:type="dxa" w:w="3200"/>
+            <w:shd w:fill="F2F2F2" w:val="clear"/>
+          </w:tcPr>
+          <w:p>
+            <w:r>
+              <w:rPr>
+                <w:b/>
+                <w:bCs/>
+              </w:rPr>
+              <w:t xml:space="preserve">This company's position</w:t>
+            </w:r>
+          </w:p>
+        </w:tc>
+        <w:tc>
+          <w:tcPr>
+            <w:tcW w:type="dxa" w:w="5800"/>
+          </w:tcPr>
+          <w:p>
+            <w:r>
+              <w:t xml:space="preserve">Holding company built on cast water-soluble film manufacturing + patent/royalty income; supplies security-paper/anti-counterfeiting film technology (holograms, colour-shift/security fibre films) and Watersol-branded biodegradable packaging film</w:t>
+            </w:r>
+          </w:p>
+        </w:tc>
+      </w:tr>
+      <w:tr>
+        <w:tc>
+          <w:tcPr>
+            <w:tcW w:type="dxa" w:w="3200"/>
+            <w:shd w:fill="F2F2F2" w:val="clear"/>
+          </w:tcPr>
+          <w:p>
+            <w:r>
+              <w:rPr>
+                <w:b/>
+                <w:bCs/>
+              </w:rPr>
+              <w:t xml:space="preserve">Bottleneck node (pricing power)</w:t>
+            </w:r>
+          </w:p>
+        </w:tc>
+        <w:tc>
+          <w:tcPr>
+            <w:tcW w:type="dxa" w:w="5800"/>
+          </w:tcPr>
+          <w:p>
+            <w:r>
+              <w:t xml:space="preserve">Patent portfolio (27 patents) as the entry barrier; order timing/mix across the two segments as the near-term swing factor</w:t>
+            </w:r>
+          </w:p>
+        </w:tc>
+      </w:tr>
+      <w:tr>
+        <w:tc>
+          <w:tcPr>
+            <w:tcW w:type="dxa" w:w="3200"/>
+            <w:shd w:fill="F2F2F2" w:val="clear"/>
+          </w:tcPr>
+          <w:p>
+            <w:r>
+              <w:rPr>
+                <w:b/>
+                <w:bCs/>
+              </w:rPr>
+              <w:t xml:space="preserve">Supply-side status</w:t>
+            </w:r>
+          </w:p>
+        </w:tc>
+        <w:tc>
+          <w:tcPr>
+            <w:tcW w:type="dxa" w:w="5800"/>
+          </w:tcPr>
+          <w:p>
+            <w:r>
+              <w:t xml:space="preserve">unclear</w:t>
+            </w:r>
+          </w:p>
+        </w:tc>
+      </w:tr>
+      <w:tr>
+        <w:tc>
+          <w:tcPr>
+            <w:tcW w:type="dxa" w:w="3200"/>
+            <w:shd w:fill="F2F2F2" w:val="clear"/>
+          </w:tcPr>
+          <w:p>
+            <w:r>
+              <w:rPr>
+                <w:b/>
+                <w:bCs/>
+              </w:rPr>
+              <w:t xml:space="preserve">Adjacent-node peers</w:t>
+            </w:r>
+          </w:p>
+        </w:tc>
+        <w:tc>
+          <w:tcPr>
+            <w:tcW w:type="dxa" w:w="5800"/>
+          </w:tcPr>
+          <w:p>
+            <w:r>
+              <w:t xml:space="preserve">Uflex (specialty/security films), Cosmo First (specialty films), Polyplex (specialty packaging films)</w:t>
+            </w:r>
+          </w:p>
+        </w:tc>
+      </w:tr>
+    </w:tbl>
+    <w:p>
+      <w:pPr>
+        <w:spacing w:after="120"/>
+      </w:pPr>
+      <w:r>
+        <w:rPr>
+          <w:color w:val="666666"/>
+          <w:sz w:val="18"/>
+          <w:szCs w:val="18"/>
+        </w:rPr>
+        <w:t xml:space="preserve">The security-film/anti-counterfeiting niche is genuinely patent-gated (20-yr exclusivity on newly granted patents); the biodegradable-packaging niche rides the broader anti-single-use-plastic tailwind but is the smaller of the two segments.</w:t>
+      </w:r>
+    </w:p>
+    <w:p>
+      <w:pPr>
+        <w:spacing w:after="60" w:before="120"/>
+      </w:pPr>
+      <w:r>
+        <w:rPr>
+          <w:b/>
+          <w:bCs/>
+          <w:sz w:val="20"/>
+          <w:szCs w:val="20"/>
+        </w:rPr>
+        <w:t xml:space="preserve">Earnings quality: </w:t>
+      </w:r>
+      <w:r>
+        <w:rPr>
+          <w:sz w:val="20"/>
+          <w:szCs w:val="20"/>
+        </w:rPr>
+        <w:t xml:space="preserve">margin driver mixed</w:t>
+      </w:r>
+      <w:r>
+        <w:rPr>
+          <w:b/>
+          <w:bCs/>
+          <w:color w:val="A32020"/>
+          <w:sz w:val="20"/>
+          <w:szCs w:val="20"/>
+        </w:rPr>
+        <w:t xml:space="preserve">  — PEAK-MARGIN RISK: do not capitalise current margins</w:t>
+      </w:r>
+    </w:p>
+    <w:p>
+      <w:pPr>
+        <w:spacing w:after="120"/>
+      </w:pPr>
+      <w:r>
+        <w:rPr>
+          <w:color w:val="666666"/>
+          <w:sz w:val="18"/>
+          <w:szCs w:val="18"/>
+        </w:rPr>
+        <w:t xml:space="preserve">Drivers: patent-protected pricing on security-film technology (structural); order/mix timing across Hightech vs Green Products (cyclical/lumpy).</w:t>
+      </w:r>
+    </w:p>
+    <w:p>
+      <w:pPr>
+        <w:spacing w:after="120"/>
+      </w:pPr>
+      <w:r>
+        <w:rPr>
+          <w:color w:val="666666"/>
+          <w:sz w:val="18"/>
+          <w:szCs w:val="18"/>
+        </w:rPr>
+        <w:t xml:space="preserve">OPM has swung from ~25% (Q4 FY26) to ~41% (Q1 FY27) in consecutive quarters -- the patent-protected base supports an elevated through-cycle level, but any single quarter's print (including the current Q1 FY27 high) should be read cautiously given this volatility.</w:t>
+      </w:r>
+    </w:p>
+    <w:p>
+      <w:pPr>
+        <w:spacing w:after="60" w:before="120"/>
+      </w:pPr>
+      <w:r>
+        <w:rPr>
+          <w:b/>
+          <w:bCs/>
+          <w:sz w:val="20"/>
+          <w:szCs w:val="20"/>
+        </w:rPr>
+        <w:t xml:space="preserve">Growth trajectory: </w:t>
+      </w:r>
+      <w:r>
+        <w:rPr>
+          <w:b w:val="false"/>
+          <w:bCs w:val="false"/>
+          <w:sz w:val="20"/>
+          <w:szCs w:val="20"/>
+        </w:rPr>
+        <w:t xml:space="preserve">YoY growth rate is lumpy</w:t>
+      </w:r>
+    </w:p>
+    <w:p>
+      <w:pPr>
+        <w:spacing w:after="120"/>
+      </w:pPr>
+      <w:r>
+        <w:rPr>
+          <w:color w:val="666666"/>
+          <w:sz w:val="18"/>
+          <w:szCs w:val="18"/>
+        </w:rPr>
+        <w:t xml:space="preserve">Quarterly YoY revenue growth, oldest-&gt;newest: Jun25 -36% (42 vs 66), Sep25 -6% (61 vs 65), Dec25 +2% (56 vs 55), Mar26 -26% (42 vs 57), Jun26 +110% (88 vs 42) -- an order/project business with wide swings, treated as lumpy rather than genuinely decelerating or accelerating.</w:t>
+      </w:r>
+    </w:p>
+    <w:p>
+      <w:pPr>
+        <w:spacing w:after="120"/>
+      </w:pPr>
+      <w:r>
+        <w:rPr>
+          <w:color w:val="666666"/>
+          <w:sz w:val="18"/>
+          <w:szCs w:val="18"/>
+        </w:rPr>
+        <w:t xml:space="preserve">Reverse P/E: At ~21-23x trailing P/E, the market needs the Q1 FY27 run-rate (or something close to it) to hold for the multiple to look reasonable; if FY26's weaker pattern reasserts, the stock would look expensive in hindsight.</w:t>
+      </w:r>
+    </w:p>
+    <w:p>
+      <w:pPr>
+        <w:spacing w:after="120"/>
+      </w:pPr>
+      <w:r>
+        <w:rPr>
+          <w:b/>
+          <w:bCs/>
+          <w:sz w:val="20"/>
+          <w:szCs w:val="20"/>
+        </w:rPr>
+        <w:t xml:space="preserve">Management quality (TVGP's "P"):</w:t>
+      </w:r>
+    </w:p>
+    <w:tbl>
+      <w:tblPr>
+        <w:tblW w:type="dxa" w:w="9000"/>
+        <w:tblBorders>
+          <w:top w:val="single" w:color="auto" w:sz="4"/>
+          <w:left w:val="single" w:color="auto" w:sz="4"/>
+          <w:bottom w:val="single" w:color="auto" w:sz="4"/>
+          <w:right w:val="single" w:color="auto" w:sz="4"/>
+          <w:insideH w:val="single" w:color="auto" w:sz="4"/>
+          <w:insideV w:val="single" w:color="auto" w:sz="4"/>
+        </w:tblBorders>
+      </w:tblPr>
+      <w:tblGrid>
+        <w:gridCol w:w="3200"/>
+        <w:gridCol w:w="5800"/>
+      </w:tblGrid>
+      <w:tr>
+        <w:tc>
+          <w:tcPr>
+            <w:tcW w:type="dxa" w:w="3200"/>
+            <w:shd w:fill="F2F2F2" w:val="clear"/>
+          </w:tcPr>
+          <w:p>
+            <w:r>
+              <w:rPr>
+                <w:b/>
+                <w:bCs/>
+              </w:rPr>
+              <w:t xml:space="preserve">Assessment</w:t>
+            </w:r>
+          </w:p>
+        </w:tc>
+        <w:tc>
+          <w:tcPr>
+            <w:tcW w:type="dxa" w:w="5800"/>
+          </w:tcPr>
+          <w:p>
+            <w:r>
+              <w:t xml:space="preserve">neutral</w:t>
+            </w:r>
+          </w:p>
+        </w:tc>
+      </w:tr>
+      <w:tr>
+        <w:tc>
+          <w:tcPr>
+            <w:tcW w:type="dxa" w:w="3200"/>
+            <w:shd w:fill="F2F2F2" w:val="clear"/>
+          </w:tcPr>
+          <w:p>
+            <w:r>
+              <w:rPr>
+                <w:b/>
+                <w:bCs/>
+              </w:rPr>
+              <w:t xml:space="preserve">Capital allocation</w:t>
+            </w:r>
+          </w:p>
+        </w:tc>
+        <w:tc>
+          <w:tcPr>
+            <w:tcW w:type="dxa" w:w="5800"/>
+          </w:tcPr>
+          <w:p>
+            <w:r>
+              <w:t xml:space="preserve">Self-funded land acquisition (Dahej-II) for Green Products capacity and ongoing patent filing/prosecution (27 patents to date, 2 granted in 2026) rather than debt-funded expansion or unrelated diversification; too little primary-document detail this pass to score the return on that capital confidently (neutral)</w:t>
+            </w:r>
+          </w:p>
+        </w:tc>
+      </w:tr>
+      <w:tr>
+        <w:tc>
+          <w:tcPr>
+            <w:tcW w:type="dxa" w:w="3200"/>
+            <w:shd w:fill="F2F2F2" w:val="clear"/>
+          </w:tcPr>
+          <w:p>
+            <w:r>
+              <w:rPr>
+                <w:b/>
+                <w:bCs/>
+              </w:rPr>
+              <w:t xml:space="preserve">Related-party trend</w:t>
+            </w:r>
+          </w:p>
+        </w:tc>
+        <w:tc>
+          <w:tcPr>
+            <w:tcW w:type="dxa" w:w="5800"/>
+          </w:tcPr>
+          <w:p>
+            <w:r>
+              <w:t xml:space="preserve">unclear</w:t>
+            </w:r>
+          </w:p>
+        </w:tc>
+      </w:tr>
+      <w:tr>
+        <w:tc>
+          <w:tcPr>
+            <w:tcW w:type="dxa" w:w="3200"/>
+            <w:shd w:fill="F2F2F2" w:val="clear"/>
+          </w:tcPr>
+          <w:p>
+            <w:r>
+              <w:rPr>
+                <w:b/>
+                <w:bCs/>
+              </w:rPr>
+              <w:t xml:space="preserve">Guidance credibility</w:t>
+            </w:r>
+          </w:p>
+        </w:tc>
+        <w:tc>
+          <w:tcPr>
+            <w:tcW w:type="dxa" w:w="5800"/>
+          </w:tcPr>
+          <w:p>
+            <w:r>
+              <w:t xml:space="preserve">no-track-record</w:t>
+            </w:r>
+          </w:p>
+        </w:tc>
+      </w:tr>
+      <w:tr>
+        <w:tc>
+          <w:tcPr>
+            <w:tcW w:type="dxa" w:w="3200"/>
+            <w:shd w:fill="F2F2F2" w:val="clear"/>
+          </w:tcPr>
+          <w:p>
+            <w:r>
+              <w:rPr>
+                <w:b/>
+                <w:bCs/>
+              </w:rPr>
+              <w:t xml:space="preserve">Shareholder returns</w:t>
+            </w:r>
+          </w:p>
+        </w:tc>
+        <w:tc>
+          <w:tcPr>
+            <w:tcW w:type="dxa" w:w="5800"/>
+          </w:tcPr>
+          <w:p>
+            <w:r>
+              <w:t xml:space="preserve">consistent</w:t>
+            </w:r>
+          </w:p>
+        </w:tc>
+      </w:tr>
+      <w:tr>
+        <w:tc>
+          <w:tcPr>
+            <w:tcW w:type="dxa" w:w="3200"/>
+            <w:shd w:fill="F2F2F2" w:val="clear"/>
+          </w:tcPr>
+          <w:p>
+            <w:r>
+              <w:rPr>
+                <w:b/>
+                <w:bCs/>
+              </w:rPr>
+              <w:t xml:space="preserve">Capability ladder / VAP</w:t>
+            </w:r>
+          </w:p>
+        </w:tc>
+        <w:tc>
+          <w:tcPr>
+            <w:tcW w:type="dxa" w:w="5800"/>
+          </w:tcPr>
+          <w:p>
+            <w:r>
+              <w:t xml:space="preserve">Explicit move up the value chain via patent-protected, higher-margin security-film technology (2 new patents granted 2026) alongside the biodegradable-packaging line -- real VAP/IP-ladder language backed by granted patents, not just aspiration.</w:t>
+            </w:r>
+          </w:p>
+        </w:tc>
+      </w:tr>
+    </w:tbl>
+    <w:p>
+      <w:pPr>
+        <w:spacing w:after="120"/>
+      </w:pPr>
+      <w:r>
+        <w:rPr>
+          <w:b/>
+          <w:bCs/>
+          <w:sz w:val="20"/>
+          <w:szCs w:val="20"/>
+        </w:rPr>
+        <w:t xml:space="preserve">Quality metrics (ROCE · debt · FCF · margin · capex):</w:t>
+      </w:r>
+    </w:p>
+    <w:tbl>
+      <w:tblPr>
+        <w:tblW w:type="dxa" w:w="9000"/>
+        <w:tblBorders>
+          <w:top w:val="single" w:color="auto" w:sz="4"/>
+          <w:left w:val="single" w:color="auto" w:sz="4"/>
+          <w:bottom w:val="single" w:color="auto" w:sz="4"/>
+          <w:right w:val="single" w:color="auto" w:sz="4"/>
+          <w:insideH w:val="single" w:color="auto" w:sz="4"/>
+          <w:insideV w:val="single" w:color="auto" w:sz="4"/>
+        </w:tblBorders>
+      </w:tblPr>
+      <w:tblGrid>
+        <w:gridCol w:w="3200"/>
+        <w:gridCol w:w="5800"/>
+      </w:tblGrid>
+      <w:tr>
+        <w:tc>
+          <w:tcPr>
+            <w:tcW w:type="dxa" w:w="3200"/>
+            <w:shd w:fill="F2F2F2" w:val="clear"/>
+          </w:tcPr>
+          <w:p>
+            <w:r>
+              <w:rPr>
+                <w:b/>
+                <w:bCs/>
+              </w:rPr>
+              <w:t xml:space="preserve">Assessment</w:t>
+            </w:r>
+          </w:p>
+        </w:tc>
+        <w:tc>
+          <w:tcPr>
+            <w:tcW w:type="dxa" w:w="5800"/>
+          </w:tcPr>
+          <w:p>
+            <w:r>
+              <w:t xml:space="preserve">positive</w:t>
+            </w:r>
+          </w:p>
+        </w:tc>
+      </w:tr>
+      <w:tr>
+        <w:tc>
+          <w:tcPr>
+            <w:tcW w:type="dxa" w:w="3200"/>
+            <w:shd w:fill="F2F2F2" w:val="clear"/>
+          </w:tcPr>
+          <w:p>
+            <w:r>
+              <w:rPr>
+                <w:b/>
+                <w:bCs/>
+              </w:rPr>
+              <w:t xml:space="preserve">ROCE</w:t>
+            </w:r>
+          </w:p>
+        </w:tc>
+        <w:tc>
+          <w:tcPr>
+            <w:tcW w:type="dxa" w:w="5800"/>
+          </w:tcPr>
+          <w:p>
+            <w:r>
+              <w:t xml:space="preserve">30% (declining)</w:t>
+            </w:r>
+          </w:p>
+        </w:tc>
+      </w:tr>
+      <w:tr>
+        <w:tc>
+          <w:tcPr>
+            <w:tcW w:type="dxa" w:w="3200"/>
+            <w:shd w:fill="F2F2F2" w:val="clear"/>
+          </w:tcPr>
+          <w:p>
+            <w:r>
+              <w:rPr>
+                <w:b/>
+                <w:bCs/>
+              </w:rPr>
+              <w:t xml:space="preserve">Leverage</w:t>
+            </w:r>
+          </w:p>
+        </w:tc>
+        <w:tc>
+          <w:tcPr>
+            <w:tcW w:type="dxa" w:w="5800"/>
+          </w:tcPr>
+          <w:p>
+            <w:r>
+              <w:t xml:space="preserve">Net debt/EBITDA 0x</w:t>
+            </w:r>
+          </w:p>
+        </w:tc>
+      </w:tr>
+      <w:tr>
+        <w:tc>
+          <w:tcPr>
+            <w:tcW w:type="dxa" w:w="3200"/>
+            <w:shd w:fill="F2F2F2" w:val="clear"/>
+          </w:tcPr>
+          <w:p>
+            <w:r>
+              <w:rPr>
+                <w:b/>
+                <w:bCs/>
+              </w:rPr>
+              <w:t xml:space="preserve">FCF conversion</w:t>
+            </w:r>
+          </w:p>
+        </w:tc>
+        <w:tc>
+          <w:tcPr>
+            <w:tcW w:type="dxa" w:w="5800"/>
+          </w:tcPr>
+          <w:p>
+            <w:r>
+              <w:t xml:space="preserve">45%</w:t>
+            </w:r>
+          </w:p>
+        </w:tc>
+      </w:tr>
+      <w:tr>
+        <w:tc>
+          <w:tcPr>
+            <w:tcW w:type="dxa" w:w="3200"/>
+            <w:shd w:fill="F2F2F2" w:val="clear"/>
+          </w:tcPr>
+          <w:p>
+            <w:r>
+              <w:rPr>
+                <w:b/>
+                <w:bCs/>
+              </w:rPr>
+              <w:t xml:space="preserve">Margin trend</w:t>
+            </w:r>
+          </w:p>
+        </w:tc>
+        <w:tc>
+          <w:tcPr>
+            <w:tcW w:type="dxa" w:w="5800"/>
+          </w:tcPr>
+          <w:p>
+            <w:r>
+              <w:t xml:space="preserve">stable</w:t>
+            </w:r>
+          </w:p>
+        </w:tc>
+      </w:tr>
+      <w:tr>
+        <w:tc>
+          <w:tcPr>
+            <w:tcW w:type="dxa" w:w="3200"/>
+            <w:shd w:fill="F2F2F2" w:val="clear"/>
+          </w:tcPr>
+          <w:p>
+            <w:r>
+              <w:rPr>
+                <w:b/>
+                <w:bCs/>
+              </w:rPr>
+              <w:t xml:space="preserve">Capex efficiency</w:t>
+            </w:r>
+          </w:p>
+        </w:tc>
+        <w:tc>
+          <w:tcPr>
+            <w:tcW w:type="dxa" w:w="5800"/>
+          </w:tcPr>
+          <w:p>
+            <w:r>
+              <w:t xml:space="preserve">unclear</w:t>
+            </w:r>
+          </w:p>
+        </w:tc>
+      </w:tr>
+    </w:tbl>
+    <w:p>
+      <w:pPr>
+        <w:spacing w:after="60" w:before="120"/>
+      </w:pPr>
+      <w:r>
+        <w:rPr>
+          <w:b/>
+          <w:bCs/>
+          <w:sz w:val="20"/>
+          <w:szCs w:val="20"/>
+        </w:rPr>
+        <w:t xml:space="preserve">Track record (Coffee Can persistence check): </w:t>
+      </w:r>
+      <w:r>
+        <w:rPr>
+          <w:sz w:val="20"/>
+          <w:szCs w:val="20"/>
+        </w:rPr>
+        <w:t xml:space="preserve">cleared revenue growth ≥10% AND ROCE ≥15% in 3 of the last 4 years (consistency_score 75)</w:t>
+      </w:r>
+    </w:p>
+    <w:p>
+      <w:pPr>
+        <w:spacing w:after="120"/>
+      </w:pPr>
+      <w:r>
+        <w:rPr>
+          <w:color w:val="666666"/>
+          <w:sz w:val="18"/>
+          <w:szCs w:val="18"/>
+        </w:rPr>
+        <w:t xml:space="preserve">FY23 (+220% growth off a COVID-hit base, ROCE 21%), FY24 (+37% growth, ROCE 35%) and FY25 (+63% growth, ROCE 53%) each cleared BOTH &gt;=10% revenue growth and &gt;=15% ROCE; FY26 broke the streak on growth (-17.6%) despite ROCE still a healthy 30% -- a genuine 3-year run followed by a real down year, not yet re-confirmed by a full FY27.</w:t>
       </w:r>
     </w:p>
     <w:p>
@@ -412,46 +2295,15 @@
         <w:spacing w:after="120" w:before="280"/>
       </w:pPr>
       <w:r>
-        <w:t xml:space="preserve">Bull Case</w:t>
-      </w:r>
-    </w:p>
-    <w:p>
-      <w:pPr>
-        <w:pStyle w:val="ListParagraph"/>
-        <w:numPr>
-          <w:ilvl w:val="0"/>
-          <w:numId w:val="1"/>
-        </w:numPr>
-        <w:spacing w:after="60"/>
-      </w:pPr>
-      <w:r>
-        <w:t xml:space="preserve">Genuine global/domestic tailwind against single-use plastics benefits a biodegradable/water-soluble film specialist with patent-protected technology</w:t>
-      </w:r>
-    </w:p>
-    <w:p>
-      <w:pPr>
-        <w:pStyle w:val="ListParagraph"/>
-        <w:numPr>
-          <w:ilvl w:val="0"/>
-          <w:numId w:val="1"/>
-        </w:numPr>
-        <w:spacing w:after="60"/>
-      </w:pPr>
-      <w:r>
-        <w:t xml:space="preserve">Strong current margins (~25.8% net margin) and an almost debt-free balance sheet</w:t>
-      </w:r>
-    </w:p>
-    <w:p>
-      <w:pPr>
-        <w:pStyle w:val="ListParagraph"/>
-        <w:numPr>
-          <w:ilvl w:val="0"/>
-          <w:numId w:val="1"/>
-        </w:numPr>
-        <w:spacing w:after="60"/>
-      </w:pPr>
-      <w:r>
-        <w:t xml:space="preserve">Green Products segment growing +52% YoY (FY26) - the core thesis segment is accelerating, not just the legacy Hightech business</w:t>
+        <w:t xml:space="preserve">Technical Read (Weekly / Monthly MACD + Bollinger Bands, or RSI/CCI/Williams %R proxy)</w:t>
+      </w:r>
+    </w:p>
+    <w:p>
+      <w:pPr>
+        <w:spacing w:after="120"/>
+      </w:pPr>
+      <w:r>
+        <w:t xml:space="preserve">Trading well off its 52-week high (Rs 817.95) near multi-month lows (~Rs 342-818 range) - not independently re-verified against a current price this pass.</w:t>
       </w:r>
     </w:p>
     <w:p>
@@ -460,59 +2312,36 @@
         <w:spacing w:after="120" w:before="280"/>
       </w:pPr>
       <w:r>
-        <w:t xml:space="preserve">Bear Case / Key Risks</w:t>
-      </w:r>
-    </w:p>
-    <w:p>
-      <w:pPr>
-        <w:pStyle w:val="ListParagraph"/>
-        <w:numPr>
-          <w:ilvl w:val="0"/>
-          <w:numId w:val="1"/>
-        </w:numPr>
-        <w:spacing w:after="60"/>
-      </w:pPr>
-      <w:r>
-        <w:t xml:space="preserve">ROCE/ROE and revenue-growth figures conflict materially across sources and were not reconciled this pass - real risk the headline growth/return numbers are distorted by a low base or non-recurring items</w:t>
-      </w:r>
-    </w:p>
-    <w:p>
-      <w:pPr>
-        <w:pStyle w:val="ListParagraph"/>
-        <w:numPr>
-          <w:ilvl w:val="0"/>
-          <w:numId w:val="1"/>
-        </w:numPr>
-        <w:spacing w:after="60"/>
-      </w:pPr>
-      <w:r>
-        <w:t xml:space="preserve">A respected, long-time ValuePickr member (dd1474) explicitly describes this as a large personal loss and a 'hope investment' - a credible, specific bear data point from inside the community, not resolved by any newer bullish forum coverage found this pass</w:t>
-      </w:r>
-    </w:p>
-    <w:p>
-      <w:pPr>
-        <w:pStyle w:val="ListParagraph"/>
-        <w:numPr>
-          <w:ilvl w:val="0"/>
-          <w:numId w:val="1"/>
-        </w:numPr>
-        <w:spacing w:after="60"/>
-      </w:pPr>
-      <w:r>
-        <w:t xml:space="preserve">No single, confidently-resolved current ValuePickr thread found - community coverage is thin and scattered across a decade</w:t>
-      </w:r>
-    </w:p>
-    <w:p>
-      <w:pPr>
-        <w:pStyle w:val="ListParagraph"/>
-        <w:numPr>
-          <w:ilvl w:val="0"/>
-          <w:numId w:val="1"/>
-        </w:numPr>
-        <w:spacing w:after="60"/>
-      </w:pPr>
-      <w:r>
-        <w:t xml:space="preserve">Small-cap illiquidity and a wide 52-week range (Rs 342-818) suggest volatility risk</w:t>
+        <w:t xml:space="preserve">ValuePickr Community Signal</w:t>
+      </w:r>
+    </w:p>
+    <w:p>
+      <w:pPr>
+        <w:spacing w:after="120"/>
+      </w:pPr>
+      <w:r>
+        <w:t xml:space="preserve">Light forum search only (no dedicated single current thread confidently resolved - scattered mentions across topic_ids 210, 323, 8518, 29904 and 76222 spanning 2013-2022, plus one 2026-08-24 reference inside an unrelated large general-framework thread). The clearest signal found is dd1474's candid 'very large loss... hope investment' account (topic_id 76222, Oct 2022) - a credible, specific negative data point from a veteran member, not resolved by a newer bullish post in this pass.</w:t>
+      </w:r>
+    </w:p>
+    <w:p>
+      <w:pPr>
+        <w:spacing w:after="120"/>
+      </w:pPr>
+      <w:r>
+        <w:rPr>
+          <w:b/>
+          <w:bCs/>
+          <w:sz w:val="20"/>
+          <w:szCs w:val="20"/>
+        </w:rPr>
+        <w:t xml:space="preserve">High-conviction call from a top contributor: </w:t>
+      </w:r>
+      <w:r>
+        <w:rPr>
+          <w:sz w:val="20"/>
+          <w:szCs w:val="20"/>
+        </w:rPr>
+        <w:t xml:space="preserve">dd1474 (long-time, well-liked ValuePickr contributor, 34-35 likes on the relevant posts) explicitly flags Arrow Greentech as a personal large-loss 'hope investment' - logged as a cautionary community signal, not a trusted-thread endorsement.</w:t>
       </w:r>
     </w:p>
     <w:p>
@@ -521,6 +2350,158 @@
         <w:spacing w:after="120" w:before="280"/>
       </w:pPr>
       <w:r>
+        <w:t xml:space="preserve">BSE Corporate Actions / Other Red Flags</w:t>
+      </w:r>
+    </w:p>
+    <w:p>
+      <w:pPr>
+        <w:spacing w:after="120"/>
+      </w:pPr>
+      <w:r>
+        <w:t xml:space="preserve">No SEBI/fraud or negative-net-worth red flag found. A historical 2016 litigation item (suit filed by Arrow Greentech against Shilpa/Nu Therapeutics) is old and not a current governance concern.</w:t>
+      </w:r>
+    </w:p>
+    <w:p>
+      <w:pPr>
+        <w:pStyle w:val="Heading1"/>
+        <w:spacing w:after="120" w:before="280"/>
+      </w:pPr>
+      <w:r>
+        <w:t xml:space="preserve">Bull Case</w:t>
+      </w:r>
+    </w:p>
+    <w:p>
+      <w:pPr>
+        <w:pStyle w:val="ListParagraph"/>
+        <w:numPr>
+          <w:ilvl w:val="0"/>
+          <w:numId w:val="1"/>
+        </w:numPr>
+        <w:spacing w:after="60"/>
+      </w:pPr>
+      <w:r>
+        <w:t xml:space="preserve">Genuine patent moat: 27 patents including two newly granted in 2026 (dual colour-shift security film; multicolour security fibres/planchettes), giving 20-year exclusivity in a specialised anti-counterfeiting/security-paper niche most peers can't enter</w:t>
+      </w:r>
+    </w:p>
+    <w:p>
+      <w:pPr>
+        <w:pStyle w:val="ListParagraph"/>
+        <w:numPr>
+          <w:ilvl w:val="0"/>
+          <w:numId w:val="1"/>
+        </w:numPr>
+        <w:spacing w:after="60"/>
+      </w:pPr>
+      <w:r>
+        <w:t xml:space="preserve">Reconciled fundamentals confirm real quality: ROCE peaked 53% (FY25), still 30% in the FY26 down-year; near debt-free; no promoter pledge (zero-encumbrance filed for FY26); dividend rising Rs 1 -&gt; 2 -&gt; 4/share over FY23-25</w:t>
+      </w:r>
+    </w:p>
+    <w:p>
+      <w:pPr>
+        <w:pStyle w:val="ListParagraph"/>
+        <w:numPr>
+          <w:ilvl w:val="0"/>
+          <w:numId w:val="1"/>
+        </w:numPr>
+        <w:spacing w:after="60"/>
+      </w:pPr>
+      <w:r>
+        <w:t xml:space="preserve">Sharp Q1 FY27 rebound (revenue +111% YoY, PAT +151% YoY, highest-ever quarter) after the FY26 dip, plus new land at Dahej-II Industrial Estate to scale the Green Products (biodegradable-film) segment</w:t>
+      </w:r>
+    </w:p>
+    <w:p>
+      <w:pPr>
+        <w:pStyle w:val="ListParagraph"/>
+        <w:numPr>
+          <w:ilvl w:val="0"/>
+          <w:numId w:val="1"/>
+        </w:numPr>
+        <w:spacing w:after="60"/>
+      </w:pPr>
+      <w:r>
+        <w:t xml:space="preserve">Green Products segment growing +52% YoY (FY26) off a smaller base -- a real secondary growth leg alongside the larger, patent-protected Hightech security-film business</w:t>
+      </w:r>
+    </w:p>
+    <w:p>
+      <w:pPr>
+        <w:pStyle w:val="Heading1"/>
+        <w:spacing w:after="120" w:before="280"/>
+      </w:pPr>
+      <w:r>
+        <w:t xml:space="preserve">Bear Case / Key Risks</w:t>
+      </w:r>
+    </w:p>
+    <w:p>
+      <w:pPr>
+        <w:pStyle w:val="ListParagraph"/>
+        <w:numPr>
+          <w:ilvl w:val="0"/>
+          <w:numId w:val="1"/>
+        </w:numPr>
+        <w:spacing w:after="60"/>
+      </w:pPr>
+      <w:r>
+        <w:t xml:space="preserve">Genuinely lumpy, order-driven earnings, not a steady compounder: FY26 revenue/PAT fell -17.6%/-25% YoY (Q4 FY26 -27%), before the Q1 FY27 rebound -- quarterly YoY swings of -36% to +110% over the last five quarters make any single print unreliable</w:t>
+      </w:r>
+    </w:p>
+    <w:p>
+      <w:pPr>
+        <w:pStyle w:val="ListParagraph"/>
+        <w:numPr>
+          <w:ilvl w:val="0"/>
+          <w:numId w:val="1"/>
+        </w:numPr>
+        <w:spacing w:after="60"/>
+      </w:pPr>
+      <w:r>
+        <w:t xml:space="preserve">Track record breaks in the most recent year: FY23-FY25 each cleared &gt;=10% revenue growth and &gt;=15% ROCE, but FY26 failed on growth (-17.6%) despite ROCE still at a healthy 30%</w:t>
+      </w:r>
+    </w:p>
+    <w:p>
+      <w:pPr>
+        <w:pStyle w:val="ListParagraph"/>
+        <w:numPr>
+          <w:ilvl w:val="0"/>
+          <w:numId w:val="1"/>
+        </w:numPr>
+        <w:spacing w:after="60"/>
+      </w:pPr>
+      <w:r>
+        <w:t xml:space="preserve">A respected, long-time ValuePickr member (dd1474) explicitly describes this as a large personal loss and a 'hope investment' - a credible bear data point from inside the community (2022, pre-dating the FY24-27 patent grants/margin strength), not resolved by any newer bullish forum coverage found this pass</w:t>
+      </w:r>
+    </w:p>
+    <w:p>
+      <w:pPr>
+        <w:pStyle w:val="ListParagraph"/>
+        <w:numPr>
+          <w:ilvl w:val="0"/>
+          <w:numId w:val="1"/>
+        </w:numPr>
+        <w:spacing w:after="60"/>
+      </w:pPr>
+      <w:r>
+        <w:t xml:space="preserve">No single, confidently-resolved current ValuePickr thread found - community coverage is thin and scattered across a decade; no concalls/formal guidance track record for this closely-held company</w:t>
+      </w:r>
+    </w:p>
+    <w:p>
+      <w:pPr>
+        <w:pStyle w:val="ListParagraph"/>
+        <w:numPr>
+          <w:ilvl w:val="0"/>
+          <w:numId w:val="1"/>
+        </w:numPr>
+        <w:spacing w:after="60"/>
+      </w:pPr>
+      <w:r>
+        <w:t xml:space="preserve">Capital allocation (land purchase, patent prosecution spend) not independently verified against filings this pass -- rpt_trend and capital_allocation_track_record left 'unclear'</w:t>
+      </w:r>
+    </w:p>
+    <w:p>
+      <w:pPr>
+        <w:pStyle w:val="Heading1"/>
+        <w:spacing w:after="120" w:before="280"/>
+      </w:pPr>
+      <w:r>
         <w:t xml:space="preserve">Market-Cap Tier (informational — not a gate in this project)</w:t>
       </w:r>
     </w:p>
@@ -533,7 +2514,7 @@
           <w:b/>
           <w:bCs/>
         </w:rPr>
-        <w:t xml:space="preserve">Small-cap (~Rs 1,047-1,227 Cr)</w:t>
+        <w:t xml:space="preserve">Small-cap (~Rs 1,350-1,360 Cr)</w:t>
       </w:r>
     </w:p>
     <w:p>
@@ -584,7 +2565,7 @@
           <w:sz w:val="20"/>
           <w:szCs w:val="20"/>
         </w:rPr>
-        <w:t xml:space="preserve">Anti-single-use-plastic / biodegradable-packaging tailwind is real; TAM is niche and not clearly sized; patent-protected Watersol technology and 'largest water-soluble-film maker in India' claim support moat; valuation is full-ish (~19x TTM P/E) not clearly cheap. Score sits at the 3.0 threshold that permits (not requires) a 10x/100x label - not applied this pass given data-quality and community caveats (no analyst_override).</w:t>
+        <w:t xml:space="preserve">Security/anti-counterfeiting film demand plus a growing biodegradable-packaging segment are both real structural tailwinds; TAM is niche in both cases and not clearly sized; 27 granted patents (2 new in 2026, 20-yr exclusivity) support a genuine moat; valuation is full-ish (~21-23x trailing P/E post the Q1 FY27 rebound), not clearly cheap. Score sits at the 3.0 threshold that permits (not requires) a 10x/100x label - not applied given the FY26 down-year and lumpy quarter-to-quarter swings; analyst_override=true.</w:t>
       </w:r>
     </w:p>
     <w:p>
@@ -607,46 +2588,59 @@
           <w:sz w:val="24"/>
           <w:szCs w:val="24"/>
         </w:rPr>
-        <w:t xml:space="preserve">Profitable, near-debt-free water-soluble-film maker with a real anti-plastic tailwind and a four_box score at the 10x/100x permission threshold, but unreconciled conflicting fundamentals data and a credible community veteran's 'large loss' account argue against applying the label this pass. thesis_fit 'neither', conviction Medium.</w:t>
-      </w:r>
-    </w:p>
-    <w:p>
-      <w:pPr>
-        <w:pStyle w:val="ListParagraph"/>
-        <w:numPr>
-          <w:ilvl w:val="0"/>
-          <w:numId w:val="1"/>
-        </w:numPr>
-        <w:spacing w:after="60"/>
-      </w:pPr>
-      <w:r>
-        <w:t xml:space="preserve">four_box = 3.0 (tailwind yes; tam weak - niche but growing biodegradable-packaging market, size unclear; moat yes - patents/brand as largest water-soluble-film maker; valuation weak - ~19x P/E on TTM profit, not overtly cheap). Score sits exactly at the 3.0 permission threshold for a 10x/100x label, but is NOT applied (no analyst_override) given unreconciled conflicting ROCE/ROE/growth data and the dd1474 bear account</w:t>
-      </w:r>
-    </w:p>
-    <w:p>
-      <w:pPr>
-        <w:pStyle w:val="ListParagraph"/>
-        <w:numPr>
-          <w:ilvl w:val="0"/>
-          <w:numId w:val="1"/>
-        </w:numPr>
-        <w:spacing w:after="60"/>
-      </w:pPr>
-      <w:r>
-        <w:t xml:space="preserve">thesis_fit kept at 'neither' rather than stretched to a 10x label - the small-cap rule permits, not requires, the label, and this pass's data quality doesn't clear that bar confidently</w:t>
-      </w:r>
-    </w:p>
-    <w:p>
-      <w:pPr>
-        <w:pStyle w:val="ListParagraph"/>
-        <w:numPr>
-          <w:ilvl w:val="0"/>
-          <w:numId w:val="1"/>
-        </w:numPr>
-        <w:spacing w:after="60"/>
-      </w:pPr>
-      <w:r>
-        <w:t xml:space="preserve">Conviction capped at Medium: genuinely decent current profitability/tailwind lifts it off Low, but the lack of real forum corroboration (per the small-cap conviction-cap rule) and the credible dd1474 caution keep it below Medium-High</w:t>
+        <w:t xml:space="preserve">Patent-protected, near-debt-free security-film/biodegradable-packaging maker with reconciled fundamentals confirming real quality (ROCE 30-53%), but genuinely lumpy order-driven earnings (FY26 down -17.6%, Q1 FY27 rebounded +111%) and a still-unresolved community veteran's 'large loss' account keep this a 'neither', conviction Medium.</w:t>
+      </w:r>
+    </w:p>
+    <w:p>
+      <w:pPr>
+        <w:pStyle w:val="ListParagraph"/>
+        <w:numPr>
+          <w:ilvl w:val="0"/>
+          <w:numId w:val="1"/>
+        </w:numPr>
+        <w:spacing w:after="60"/>
+      </w:pPr>
+      <w:r>
+        <w:t xml:space="preserve">four_box = 3.0 (tailwind yes - security/anti-counterfeiting demand plus a growing biodegradable-packaging segment; tam weak - both niches, size unclear; moat yes - 27 patents incl. 2 newly granted 2026, exclusive 20-yr protection; valuation weak - ~21-23x trailing P/E post the Q1 FY27 rebound, not cheap). Score sits at the 3.0 permission threshold but is NOT applied (analyst_override) given the lumpy FY26 down-year and the unresolved dd1474 bear account</w:t>
+      </w:r>
+    </w:p>
+    <w:p>
+      <w:pPr>
+        <w:pStyle w:val="ListParagraph"/>
+        <w:numPr>
+          <w:ilvl w:val="0"/>
+          <w:numId w:val="1"/>
+        </w:numPr>
+        <w:spacing w:after="60"/>
+      </w:pPr>
+      <w:r>
+        <w:t xml:space="preserve">thesis_fit kept at 'neither' rather than stretched to a 10x label - the small-cap rule permits, not requires, the label, and a business whose YoY quarterly growth has swung from -36% to +110% over five quarters doesn't clear the bar confidently</w:t>
+      </w:r>
+    </w:p>
+    <w:p>
+      <w:pPr>
+        <w:pStyle w:val="ListParagraph"/>
+        <w:numPr>
+          <w:ilvl w:val="0"/>
+          <w:numId w:val="1"/>
+        </w:numPr>
+        <w:spacing w:after="60"/>
+      </w:pPr>
+      <w:r>
+        <w:t xml:space="preserve">2026-09-17 deep-dive pass 1: reconciled the prior 'conflicting ROCE/ROE/growth data' caveat using screener's own FY-labelled tables -- both prior conflicting figures turn out to be correct-but-different averaging windows, not a real problem. In the process, surfaced a genuinely new fact the original write-up missed: FY26 was a real down year (revenue -17.6%, PAT -25%) breaking a 3-year Coffee-Can streak, followed by a sharp Q1 FY27 rebound -- net effect on conviction is roughly a wash (resolved uncertainty on the upside, a newly-found real down-year on the downside)</w:t>
+      </w:r>
+    </w:p>
+    <w:p>
+      <w:pPr>
+        <w:pStyle w:val="ListParagraph"/>
+        <w:numPr>
+          <w:ilvl w:val="0"/>
+          <w:numId w:val="1"/>
+        </w:numPr>
+        <w:spacing w:after="60"/>
+      </w:pPr>
+      <w:r>
+        <w:t xml:space="preserve">Conviction held at Medium: genuine quality (patent moat, high ROCE even in the down year, no pledge, rising dividend) offset by lumpy/order-driven earnings, thin community corroboration (per the small-cap conviction-cap rule), and the credible dd1474 caution (2022, unresolved)</w:t>
       </w:r>
     </w:p>
     <w:p>
